--- a/lessons/8-3/downloads/reveal/8.3-session-2-practice-form-a.docx
+++ b/lessons/8-3/downloads/reveal/8.3-session-2-practice-form-a.docx
@@ -15,7 +15,7 @@
         <w:rPr>
           <w:rFonts w:ascii="Avenir Next" w:hAnsi="Avenir Next" w:cs="Avenir Next" w:eastAsia="Avenir Next"/>
           <w:color w:val="1A1A1A"/>
-          <w:sz w:val="20"/>
+          <w:sz w:val="22"/>
           <w:szCs w:val="20"/>
         </w:rPr>
         <w:t xml:space="preserve">Name</w:t>
@@ -33,7 +33,7 @@
         <w:rPr>
           <w:rFonts w:ascii="Avenir Next" w:hAnsi="Avenir Next" w:cs="Avenir Next" w:eastAsia="Avenir Next"/>
           <w:color w:val="1A1A1A"/>
-          <w:sz w:val="20"/>
+          <w:sz w:val="22"/>
           <w:szCs w:val="20"/>
         </w:rPr>
         <w:t xml:space="preserve">   Date</w:t>
@@ -51,7 +51,7 @@
         <w:rPr>
           <w:rFonts w:ascii="Avenir Next" w:hAnsi="Avenir Next" w:cs="Avenir Next" w:eastAsia="Avenir Next"/>
           <w:color w:val="1A1A1A"/>
-          <w:sz w:val="20"/>
+          <w:sz w:val="22"/>
           <w:szCs w:val="20"/>
         </w:rPr>
         <w:t xml:space="preserve">   Period</w:t>
@@ -78,7 +78,7 @@
           <w:caps/>
           <w:color w:val="003A70"/>
           <w:spacing w:val="12"/>
-          <w:sz w:val="19"/>
+          <w:sz w:val="22"/>
           <w:szCs w:val="19"/>
         </w:rPr>
         <w:t xml:space="preserve">Lesson 8-3  ·  Session 2  ·  Practice  ·  Form A</w:t>
@@ -86,6 +86,7 @@
     </w:p>
     <w:p>
       <w:pPr>
+        <w:pStyle w:val="Heading1"/>
         <w:keepNext/>
         <w:spacing w:before="0" w:after="10" w:line="240" w:lineRule="auto"/>
       </w:pPr>
@@ -111,7 +112,7 @@
         <w:rPr>
           <w:rFonts w:ascii="Avenir Next" w:hAnsi="Avenir Next" w:cs="Avenir Next" w:eastAsia="Avenir Next"/>
           <w:color w:val="5A5F66"/>
-          <w:sz w:val="17"/>
+          <w:sz w:val="22"/>
           <w:szCs w:val="17"/>
         </w:rPr>
         <w:t xml:space="preserve">Learning target — I can solve a division equation by multiplying both sides by the same number.</w:t>
@@ -128,7 +129,7 @@
     </w:p>
     <w:p>
       <w:pPr>
-        <w:spacing w:before="0" w:after="0" w:line="60" w:lineRule="auto"/>
+        <w:spacing w:before="0" w:after="0" w:line="50" w:lineRule="exact"/>
       </w:pPr>
     </w:p>
     <w:tbl>
@@ -167,6 +168,7 @@
           </w:tcPr>
           <w:p>
             <w:pPr>
+              <w:pStyle w:val="Heading2"/>
               <w:spacing w:before="0" w:after="40" w:line="264" w:lineRule="auto"/>
             </w:pPr>
             <w:r>
@@ -194,63 +196,63 @@
                 <w:rFonts w:ascii="Avenir Next" w:hAnsi="Avenir Next" w:cs="Avenir Next" w:eastAsia="Avenir Next"/>
                 <w:b/>
                 <w:color w:val="003A70"/>
+                <w:sz w:val="22"/>
+                <w:szCs w:val="18"/>
+              </w:rPr>
+              <w:t xml:space="preserve">•</w:t>
+            </w:r>
+            <w:r>
+              <w:rPr>
+                <w:rFonts w:ascii="Avenir Next" w:hAnsi="Avenir Next" w:cs="Avenir Next" w:eastAsia="Avenir Next"/>
+                <w:color w:val="1A1A1A"/>
                 <w:sz w:val="18"/>
                 <w:szCs w:val="18"/>
               </w:rPr>
-              <w:t xml:space="preserve">•</w:t>
-            </w:r>
-            <w:r>
-              <w:rPr>
-                <w:rFonts w:ascii="Avenir Next" w:hAnsi="Avenir Next" w:cs="Avenir Next" w:eastAsia="Avenir Next"/>
-                <w:color w:val="1A1A1A"/>
-                <w:sz w:val="18"/>
+              <w:tab/>
+            </w:r>
+            <w:r>
+              <w:rPr>
+                <w:rFonts w:ascii="Avenir Next" w:hAnsi="Avenir Next" w:cs="Avenir Next" w:eastAsia="Avenir Next"/>
+                <w:color w:val="1A1A1A"/>
+                <w:sz w:val="22"/>
                 <w:szCs w:val="18"/>
               </w:rPr>
-              <w:tab/>
-            </w:r>
-            <w:r>
-              <w:rPr>
-                <w:rFonts w:ascii="Avenir Next" w:hAnsi="Avenir Next" w:cs="Avenir Next" w:eastAsia="Avenir Next"/>
-                <w:color w:val="1A1A1A"/>
-                <w:sz w:val="18"/>
+              <w:t xml:space="preserve">In </w:t>
+            </w:r>
+            <w:r>
+              <w:rPr>
+                <w:rFonts w:ascii="Avenir Next" w:hAnsi="Avenir Next" w:cs="Avenir Next" w:eastAsia="Avenir Next"/>
+                <w:i/>
+                <w:color w:val="1A1A1A"/>
+                <w:sz w:val="22"/>
                 <w:szCs w:val="18"/>
               </w:rPr>
-              <w:t xml:space="preserve">In </w:t>
-            </w:r>
-            <w:r>
-              <w:rPr>
-                <w:rFonts w:ascii="Avenir Next" w:hAnsi="Avenir Next" w:cs="Avenir Next" w:eastAsia="Avenir Next"/>
-                <w:i/>
-                <w:color w:val="1A1A1A"/>
-                <w:sz w:val="18"/>
+              <w:t xml:space="preserve">n</w:t>
+            </w:r>
+            <w:r>
+              <w:rPr>
+                <w:rFonts w:ascii="Avenir Next" w:hAnsi="Avenir Next" w:cs="Avenir Next" w:eastAsia="Avenir Next"/>
+                <w:color w:val="1A1A1A"/>
+                <w:sz w:val="22"/>
                 <w:szCs w:val="18"/>
               </w:rPr>
-              <w:t xml:space="preserve">n</w:t>
-            </w:r>
-            <w:r>
-              <w:rPr>
-                <w:rFonts w:ascii="Avenir Next" w:hAnsi="Avenir Next" w:cs="Avenir Next" w:eastAsia="Avenir Next"/>
-                <w:color w:val="1A1A1A"/>
-                <w:sz w:val="18"/>
+              <w:t xml:space="preserve"> ÷ 4 = 7, the variable is the </w:t>
+            </w:r>
+            <w:r>
+              <w:rPr>
+                <w:rFonts w:ascii="Avenir Next" w:hAnsi="Avenir Next" w:cs="Avenir Next" w:eastAsia="Avenir Next"/>
+                <w:b/>
+                <w:color w:val="1A1A1A"/>
+                <w:sz w:val="22"/>
                 <w:szCs w:val="18"/>
               </w:rPr>
-              <w:t xml:space="preserve"> ÷ 4 = 7, the variable is the </w:t>
-            </w:r>
-            <w:r>
-              <w:rPr>
-                <w:rFonts w:ascii="Avenir Next" w:hAnsi="Avenir Next" w:cs="Avenir Next" w:eastAsia="Avenir Next"/>
-                <w:b/>
-                <w:color w:val="1A1A1A"/>
-                <w:sz w:val="18"/>
-                <w:szCs w:val="18"/>
-              </w:rPr>
               <w:t xml:space="preserve">total</w:t>
             </w:r>
             <w:r>
               <w:rPr>
                 <w:rFonts w:ascii="Avenir Next" w:hAnsi="Avenir Next" w:cs="Avenir Next" w:eastAsia="Avenir Next"/>
                 <w:color w:val="1A1A1A"/>
-                <w:sz w:val="18"/>
+                <w:sz w:val="22"/>
                 <w:szCs w:val="18"/>
               </w:rPr>
               <w:t xml:space="preserve"> before it was split.</w:t>
@@ -269,44 +271,44 @@
                 <w:rFonts w:ascii="Avenir Next" w:hAnsi="Avenir Next" w:cs="Avenir Next" w:eastAsia="Avenir Next"/>
                 <w:b/>
                 <w:color w:val="003A70"/>
+                <w:sz w:val="22"/>
+                <w:szCs w:val="18"/>
+              </w:rPr>
+              <w:t xml:space="preserve">•</w:t>
+            </w:r>
+            <w:r>
+              <w:rPr>
+                <w:rFonts w:ascii="Avenir Next" w:hAnsi="Avenir Next" w:cs="Avenir Next" w:eastAsia="Avenir Next"/>
+                <w:color w:val="1A1A1A"/>
                 <w:sz w:val="18"/>
                 <w:szCs w:val="18"/>
               </w:rPr>
-              <w:t xml:space="preserve">•</w:t>
-            </w:r>
-            <w:r>
-              <w:rPr>
-                <w:rFonts w:ascii="Avenir Next" w:hAnsi="Avenir Next" w:cs="Avenir Next" w:eastAsia="Avenir Next"/>
-                <w:color w:val="1A1A1A"/>
-                <w:sz w:val="18"/>
+              <w:tab/>
+            </w:r>
+            <w:r>
+              <w:rPr>
+                <w:rFonts w:ascii="Avenir Next" w:hAnsi="Avenir Next" w:cs="Avenir Next" w:eastAsia="Avenir Next"/>
+                <w:color w:val="1A1A1A"/>
+                <w:sz w:val="22"/>
                 <w:szCs w:val="18"/>
               </w:rPr>
-              <w:tab/>
-            </w:r>
-            <w:r>
-              <w:rPr>
-                <w:rFonts w:ascii="Avenir Next" w:hAnsi="Avenir Next" w:cs="Avenir Next" w:eastAsia="Avenir Next"/>
-                <w:color w:val="1A1A1A"/>
-                <w:sz w:val="18"/>
+              <w:t xml:space="preserve">Multiplication undoes division. </w:t>
+            </w:r>
+            <w:r>
+              <w:rPr>
+                <w:rFonts w:ascii="Avenir Next" w:hAnsi="Avenir Next" w:cs="Avenir Next" w:eastAsia="Avenir Next"/>
+                <w:b/>
+                <w:color w:val="1A1A1A"/>
+                <w:sz w:val="22"/>
                 <w:szCs w:val="18"/>
               </w:rPr>
-              <w:t xml:space="preserve">Multiplication undoes division. </w:t>
-            </w:r>
-            <w:r>
-              <w:rPr>
-                <w:rFonts w:ascii="Avenir Next" w:hAnsi="Avenir Next" w:cs="Avenir Next" w:eastAsia="Avenir Next"/>
-                <w:b/>
-                <w:color w:val="1A1A1A"/>
-                <w:sz w:val="18"/>
-                <w:szCs w:val="18"/>
-              </w:rPr>
               <w:t xml:space="preserve">Multiply both sides</w:t>
             </w:r>
             <w:r>
               <w:rPr>
                 <w:rFonts w:ascii="Avenir Next" w:hAnsi="Avenir Next" w:cs="Avenir Next" w:eastAsia="Avenir Next"/>
                 <w:color w:val="1A1A1A"/>
-                <w:sz w:val="18"/>
+                <w:sz w:val="22"/>
                 <w:szCs w:val="18"/>
               </w:rPr>
               <w:t xml:space="preserve"> by the divisor.</w:t>
@@ -325,47 +327,47 @@
                 <w:rFonts w:ascii="Avenir Next" w:hAnsi="Avenir Next" w:cs="Avenir Next" w:eastAsia="Avenir Next"/>
                 <w:b/>
                 <w:color w:val="003A70"/>
+                <w:sz w:val="22"/>
+                <w:szCs w:val="18"/>
+              </w:rPr>
+              <w:t xml:space="preserve">•</w:t>
+            </w:r>
+            <w:r>
+              <w:rPr>
+                <w:rFonts w:ascii="Avenir Next" w:hAnsi="Avenir Next" w:cs="Avenir Next" w:eastAsia="Avenir Next"/>
+                <w:color w:val="1A1A1A"/>
                 <w:sz w:val="18"/>
                 <w:szCs w:val="18"/>
               </w:rPr>
-              <w:t xml:space="preserve">•</w:t>
-            </w:r>
-            <w:r>
-              <w:rPr>
-                <w:rFonts w:ascii="Avenir Next" w:hAnsi="Avenir Next" w:cs="Avenir Next" w:eastAsia="Avenir Next"/>
+              <w:tab/>
+            </w:r>
+            <w:r>
+              <w:rPr>
+                <w:rFonts w:ascii="Avenir Next" w:hAnsi="Avenir Next" w:cs="Avenir Next" w:eastAsia="Avenir Next"/>
+                <w:color w:val="1A1A1A"/>
+                <w:sz w:val="22"/>
+                <w:szCs w:val="18"/>
+              </w:rPr>
+              <w:t xml:space="preserve">For positive amounts in more than one group, the total exceeds one share.</w:t>
+            </w:r>
+            <w:r>
+              <w:rPr>
+                <w:rFonts w:ascii="Avenir Next" w:hAnsi="Avenir Next" w:cs="Avenir Next" w:eastAsia="Avenir Next"/>
+                <w:b/>
                 <w:color w:val="1A1A1A"/>
                 <w:sz w:val="18"/>
                 <w:szCs w:val="18"/>
               </w:rPr>
-              <w:tab/>
-            </w:r>
-            <w:r>
-              <w:rPr>
-                <w:rFonts w:ascii="Avenir Next" w:hAnsi="Avenir Next" w:cs="Avenir Next" w:eastAsia="Avenir Next"/>
-                <w:color w:val="1A1A1A"/>
-                <w:sz w:val="18"/>
+              <w:t xml:space="preserve"/>
+            </w:r>
+            <w:r>
+              <w:rPr>
+                <w:rFonts w:ascii="Avenir Next" w:hAnsi="Avenir Next" w:cs="Avenir Next" w:eastAsia="Avenir Next"/>
+                <w:color w:val="1A1A1A"/>
+                <w:sz w:val="22"/>
                 <w:szCs w:val="18"/>
               </w:rPr>
-              <w:t xml:space="preserve">The total must be </w:t>
-            </w:r>
-            <w:r>
-              <w:rPr>
-                <w:rFonts w:ascii="Avenir Next" w:hAnsi="Avenir Next" w:cs="Avenir Next" w:eastAsia="Avenir Next"/>
-                <w:b/>
-                <w:color w:val="1A1A1A"/>
-                <w:sz w:val="18"/>
-                <w:szCs w:val="18"/>
-              </w:rPr>
-              <w:t xml:space="preserve">greater</w:t>
-            </w:r>
-            <w:r>
-              <w:rPr>
-                <w:rFonts w:ascii="Avenir Next" w:hAnsi="Avenir Next" w:cs="Avenir Next" w:eastAsia="Avenir Next"/>
-                <w:color w:val="1A1A1A"/>
-                <w:sz w:val="18"/>
-                <w:szCs w:val="18"/>
-              </w:rPr>
-              <w:t xml:space="preserve"> than one share. Check by dividing.</w:t>
+              <w:t xml:space="preserve"> Check by dividing.</w:t>
             </w:r>
           </w:p>
         </w:tc>
@@ -377,6 +379,7 @@
           </w:tcPr>
           <w:p>
             <w:pPr>
+              <w:pStyle w:val="Heading2"/>
               <w:spacing w:before="0" w:after="40" w:line="264" w:lineRule="auto"/>
             </w:pPr>
             <w:r>
@@ -399,7 +402,7 @@
               <w:rPr>
                 <w:rFonts w:ascii="Avenir Next" w:hAnsi="Avenir Next" w:cs="Avenir Next" w:eastAsia="Avenir Next"/>
                 <w:color w:val="1A1A1A"/>
-                <w:sz w:val="17"/>
+                <w:sz w:val="22"/>
                 <w:szCs w:val="17"/>
               </w:rPr>
               <w:t xml:space="preserve">Some cards are shared equally by 4 friends. Each friend gets 7. Solve </w:t>
@@ -409,7 +412,7 @@
                 <w:rFonts w:ascii="Avenir Next" w:hAnsi="Avenir Next" w:cs="Avenir Next" w:eastAsia="Avenir Next"/>
                 <w:i/>
                 <w:color w:val="1A1A1A"/>
-                <w:sz w:val="17"/>
+                <w:sz w:val="22"/>
                 <w:szCs w:val="17"/>
               </w:rPr>
               <w:t xml:space="preserve">n</w:t>
@@ -418,7 +421,7 @@
               <w:rPr>
                 <w:rFonts w:ascii="Avenir Next" w:hAnsi="Avenir Next" w:cs="Avenir Next" w:eastAsia="Avenir Next"/>
                 <w:color w:val="1A1A1A"/>
-                <w:sz w:val="17"/>
+                <w:sz w:val="22"/>
                 <w:szCs w:val="17"/>
               </w:rPr>
               <w:t xml:space="preserve"> ÷ 4 = 7.</w:t>
@@ -437,44 +440,44 @@
                 <w:rFonts w:ascii="Avenir Next" w:hAnsi="Avenir Next" w:cs="Avenir Next" w:eastAsia="Avenir Next"/>
                 <w:b/>
                 <w:color w:val="003A70"/>
+                <w:sz w:val="22"/>
+                <w:szCs w:val="17"/>
+              </w:rPr>
+              <w:t xml:space="preserve">Step 1</w:t>
+            </w:r>
+            <w:r>
+              <w:rPr>
+                <w:rFonts w:ascii="Avenir Next" w:hAnsi="Avenir Next" w:cs="Avenir Next" w:eastAsia="Avenir Next"/>
+                <w:color w:val="1A1A1A"/>
                 <w:sz w:val="17"/>
                 <w:szCs w:val="17"/>
               </w:rPr>
-              <w:t xml:space="preserve">Step 1</w:t>
-            </w:r>
-            <w:r>
-              <w:rPr>
-                <w:rFonts w:ascii="Avenir Next" w:hAnsi="Avenir Next" w:cs="Avenir Next" w:eastAsia="Avenir Next"/>
-                <w:color w:val="1A1A1A"/>
-                <w:sz w:val="17"/>
+              <w:tab/>
+            </w:r>
+            <w:r>
+              <w:rPr>
+                <w:rFonts w:ascii="Avenir Next" w:hAnsi="Avenir Next" w:cs="Avenir Next" w:eastAsia="Avenir Next"/>
+                <w:color w:val="1A1A1A"/>
+                <w:sz w:val="22"/>
                 <w:szCs w:val="17"/>
               </w:rPr>
-              <w:tab/>
-            </w:r>
-            <w:r>
-              <w:rPr>
-                <w:rFonts w:ascii="Avenir Next" w:hAnsi="Avenir Next" w:cs="Avenir Next" w:eastAsia="Avenir Next"/>
-                <w:color w:val="1A1A1A"/>
-                <w:sz w:val="17"/>
+              <w:t xml:space="preserve">Multiply both sides by 4: (</w:t>
+            </w:r>
+            <w:r>
+              <w:rPr>
+                <w:rFonts w:ascii="Avenir Next" w:hAnsi="Avenir Next" w:cs="Avenir Next" w:eastAsia="Avenir Next"/>
+                <w:i/>
+                <w:color w:val="1A1A1A"/>
+                <w:sz w:val="22"/>
                 <w:szCs w:val="17"/>
               </w:rPr>
-              <w:t xml:space="preserve">Multiply both sides by 4: (</w:t>
-            </w:r>
-            <w:r>
-              <w:rPr>
-                <w:rFonts w:ascii="Avenir Next" w:hAnsi="Avenir Next" w:cs="Avenir Next" w:eastAsia="Avenir Next"/>
-                <w:i/>
-                <w:color w:val="1A1A1A"/>
-                <w:sz w:val="17"/>
-                <w:szCs w:val="17"/>
-              </w:rPr>
               <w:t xml:space="preserve">n</w:t>
             </w:r>
             <w:r>
               <w:rPr>
                 <w:rFonts w:ascii="Avenir Next" w:hAnsi="Avenir Next" w:cs="Avenir Next" w:eastAsia="Avenir Next"/>
                 <w:color w:val="1A1A1A"/>
-                <w:sz w:val="17"/>
+                <w:sz w:val="22"/>
                 <w:szCs w:val="17"/>
               </w:rPr>
               <w:t xml:space="preserve"> ÷ 4) × 4 = 7 × 4.</w:t>
@@ -493,44 +496,44 @@
                 <w:rFonts w:ascii="Avenir Next" w:hAnsi="Avenir Next" w:cs="Avenir Next" w:eastAsia="Avenir Next"/>
                 <w:b/>
                 <w:color w:val="003A70"/>
+                <w:sz w:val="22"/>
+                <w:szCs w:val="17"/>
+              </w:rPr>
+              <w:t xml:space="preserve">Step 2</w:t>
+            </w:r>
+            <w:r>
+              <w:rPr>
+                <w:rFonts w:ascii="Avenir Next" w:hAnsi="Avenir Next" w:cs="Avenir Next" w:eastAsia="Avenir Next"/>
+                <w:color w:val="1A1A1A"/>
                 <w:sz w:val="17"/>
                 <w:szCs w:val="17"/>
               </w:rPr>
-              <w:t xml:space="preserve">Step 2</w:t>
-            </w:r>
-            <w:r>
-              <w:rPr>
-                <w:rFonts w:ascii="Avenir Next" w:hAnsi="Avenir Next" w:cs="Avenir Next" w:eastAsia="Avenir Next"/>
-                <w:color w:val="1A1A1A"/>
-                <w:sz w:val="17"/>
+              <w:tab/>
+            </w:r>
+            <w:r>
+              <w:rPr>
+                <w:rFonts w:ascii="Avenir Next" w:hAnsi="Avenir Next" w:cs="Avenir Next" w:eastAsia="Avenir Next"/>
+                <w:color w:val="1A1A1A"/>
+                <w:sz w:val="22"/>
                 <w:szCs w:val="17"/>
               </w:rPr>
-              <w:tab/>
-            </w:r>
-            <w:r>
-              <w:rPr>
-                <w:rFonts w:ascii="Avenir Next" w:hAnsi="Avenir Next" w:cs="Avenir Next" w:eastAsia="Avenir Next"/>
-                <w:color w:val="1A1A1A"/>
-                <w:sz w:val="17"/>
+              <w:t xml:space="preserve">Simplify: </w:t>
+            </w:r>
+            <w:r>
+              <w:rPr>
+                <w:rFonts w:ascii="Avenir Next" w:hAnsi="Avenir Next" w:cs="Avenir Next" w:eastAsia="Avenir Next"/>
+                <w:i/>
+                <w:color w:val="1A1A1A"/>
+                <w:sz w:val="22"/>
                 <w:szCs w:val="17"/>
               </w:rPr>
-              <w:t xml:space="preserve">Simplify: </w:t>
-            </w:r>
-            <w:r>
-              <w:rPr>
-                <w:rFonts w:ascii="Avenir Next" w:hAnsi="Avenir Next" w:cs="Avenir Next" w:eastAsia="Avenir Next"/>
-                <w:i/>
-                <w:color w:val="1A1A1A"/>
-                <w:sz w:val="17"/>
-                <w:szCs w:val="17"/>
-              </w:rPr>
               <w:t xml:space="preserve">n</w:t>
             </w:r>
             <w:r>
               <w:rPr>
                 <w:rFonts w:ascii="Avenir Next" w:hAnsi="Avenir Next" w:cs="Avenir Next" w:eastAsia="Avenir Next"/>
                 <w:color w:val="1A1A1A"/>
-                <w:sz w:val="17"/>
+                <w:sz w:val="22"/>
                 <w:szCs w:val="17"/>
               </w:rPr>
               <w:t xml:space="preserve"> = 28.</w:t>
@@ -549,25 +552,25 @@
                 <w:rFonts w:ascii="Avenir Next" w:hAnsi="Avenir Next" w:cs="Avenir Next" w:eastAsia="Avenir Next"/>
                 <w:b/>
                 <w:color w:val="003A70"/>
+                <w:sz w:val="22"/>
+                <w:szCs w:val="17"/>
+              </w:rPr>
+              <w:t xml:space="preserve">Step 3</w:t>
+            </w:r>
+            <w:r>
+              <w:rPr>
+                <w:rFonts w:ascii="Avenir Next" w:hAnsi="Avenir Next" w:cs="Avenir Next" w:eastAsia="Avenir Next"/>
+                <w:color w:val="1A1A1A"/>
                 <w:sz w:val="17"/>
                 <w:szCs w:val="17"/>
               </w:rPr>
-              <w:t xml:space="preserve">Step 3</w:t>
-            </w:r>
-            <w:r>
-              <w:rPr>
-                <w:rFonts w:ascii="Avenir Next" w:hAnsi="Avenir Next" w:cs="Avenir Next" w:eastAsia="Avenir Next"/>
-                <w:color w:val="1A1A1A"/>
-                <w:sz w:val="17"/>
-                <w:szCs w:val="17"/>
-              </w:rPr>
               <w:tab/>
             </w:r>
             <w:r>
               <w:rPr>
                 <w:rFonts w:ascii="Avenir Next" w:hAnsi="Avenir Next" w:cs="Avenir Next" w:eastAsia="Avenir Next"/>
                 <w:color w:val="1A1A1A"/>
-                <w:sz w:val="17"/>
+                <w:sz w:val="22"/>
                 <w:szCs w:val="17"/>
               </w:rPr>
               <w:t xml:space="preserve">Check: 28 ÷ 4 = 7.</w:t>
@@ -586,18 +589,18 @@
                 <w:rFonts w:ascii="Avenir Next" w:hAnsi="Avenir Next" w:cs="Avenir Next" w:eastAsia="Avenir Next"/>
                 <w:b/>
                 <w:color w:val="1A1A1A"/>
+                <w:sz w:val="22"/>
+                <w:szCs w:val="17"/>
+              </w:rPr>
+              <w:t xml:space="preserve">Answer</w:t>
+            </w:r>
+            <w:r>
+              <w:rPr>
+                <w:rFonts w:ascii="Avenir Next" w:hAnsi="Avenir Next" w:cs="Avenir Next" w:eastAsia="Avenir Next"/>
+                <w:color w:val="1A1A1A"/>
                 <w:sz w:val="17"/>
                 <w:szCs w:val="17"/>
               </w:rPr>
-              <w:t xml:space="preserve">Answer</w:t>
-            </w:r>
-            <w:r>
-              <w:rPr>
-                <w:rFonts w:ascii="Avenir Next" w:hAnsi="Avenir Next" w:cs="Avenir Next" w:eastAsia="Avenir Next"/>
-                <w:color w:val="1A1A1A"/>
-                <w:sz w:val="17"/>
-                <w:szCs w:val="17"/>
-              </w:rPr>
               <w:tab/>
             </w:r>
             <w:r>
@@ -605,7 +608,7 @@
                 <w:rFonts w:ascii="Avenir Next" w:hAnsi="Avenir Next" w:cs="Avenir Next" w:eastAsia="Avenir Next"/>
                 <w:b/>
                 <w:color w:val="1A1A1A"/>
-                <w:sz w:val="17"/>
+                <w:sz w:val="22"/>
                 <w:szCs w:val="17"/>
               </w:rPr>
               <w:t xml:space="preserve">There were 28 cards.</w:t>
@@ -634,7 +637,7 @@
           <w:rFonts w:ascii="Avenir Next" w:hAnsi="Avenir Next" w:cs="Avenir Next" w:eastAsia="Avenir Next"/>
           <w:b/>
           <w:color w:val="1A1A1A"/>
-          <w:sz w:val="17"/>
+          <w:sz w:val="22"/>
           <w:szCs w:val="17"/>
         </w:rPr>
         <w:t xml:space="preserve">divisor</w:t>
@@ -644,7 +647,7 @@
           <w:rFonts w:ascii="Avenir Next" w:hAnsi="Avenir Next" w:cs="Avenir Next" w:eastAsia="Avenir Next"/>
           <w:i/>
           <w:color w:val="5A5F66"/>
-          <w:sz w:val="17"/>
+          <w:sz w:val="22"/>
           <w:szCs w:val="17"/>
         </w:rPr>
         <w:t xml:space="preserve"> (divisor)</w:t>
@@ -653,7 +656,7 @@
         <w:rPr>
           <w:rFonts w:ascii="Avenir Next" w:hAnsi="Avenir Next" w:cs="Avenir Next" w:eastAsia="Avenir Next"/>
           <w:color w:val="5A5F66"/>
-          <w:sz w:val="17"/>
+          <w:sz w:val="22"/>
           <w:szCs w:val="17"/>
         </w:rPr>
         <w:t xml:space="preserve">   ·   </w:t>
@@ -663,7 +666,7 @@
           <w:rFonts w:ascii="Avenir Next" w:hAnsi="Avenir Next" w:cs="Avenir Next" w:eastAsia="Avenir Next"/>
           <w:b/>
           <w:color w:val="1A1A1A"/>
-          <w:sz w:val="17"/>
+          <w:sz w:val="22"/>
           <w:szCs w:val="17"/>
         </w:rPr>
         <w:t xml:space="preserve">Multiplication Property of Equality</w:t>
@@ -673,7 +676,7 @@
           <w:rFonts w:ascii="Avenir Next" w:hAnsi="Avenir Next" w:cs="Avenir Next" w:eastAsia="Avenir Next"/>
           <w:i/>
           <w:color w:val="5A5F66"/>
-          <w:sz w:val="17"/>
+          <w:sz w:val="22"/>
           <w:szCs w:val="17"/>
         </w:rPr>
         <w:t xml:space="preserve"> (propiedad de multiplicación de la igualdad)</w:t>
@@ -682,7 +685,7 @@
         <w:rPr>
           <w:rFonts w:ascii="Avenir Next" w:hAnsi="Avenir Next" w:cs="Avenir Next" w:eastAsia="Avenir Next"/>
           <w:color w:val="5A5F66"/>
-          <w:sz w:val="17"/>
+          <w:sz w:val="22"/>
           <w:szCs w:val="17"/>
         </w:rPr>
         <w:t xml:space="preserve">   ·   </w:t>
@@ -692,7 +695,7 @@
           <w:rFonts w:ascii="Avenir Next" w:hAnsi="Avenir Next" w:cs="Avenir Next" w:eastAsia="Avenir Next"/>
           <w:b/>
           <w:color w:val="1A1A1A"/>
-          <w:sz w:val="17"/>
+          <w:sz w:val="22"/>
           <w:szCs w:val="17"/>
         </w:rPr>
         <w:t xml:space="preserve">equal groups</w:t>
@@ -702,7 +705,7 @@
           <w:rFonts w:ascii="Avenir Next" w:hAnsi="Avenir Next" w:cs="Avenir Next" w:eastAsia="Avenir Next"/>
           <w:i/>
           <w:color w:val="5A5F66"/>
-          <w:sz w:val="17"/>
+          <w:sz w:val="22"/>
           <w:szCs w:val="17"/>
         </w:rPr>
         <w:t xml:space="preserve"> (grupos iguales)</w:t>
@@ -710,6 +713,7 @@
     </w:p>
     <w:p>
       <w:pPr>
+        <w:pStyle w:val="Heading2"/>
         <w:keepNext/>
         <w:pBdr>
           <w:bottom w:val="single" w:sz="8" w:space="3" w:color="003A70"/>
@@ -725,7 +729,7 @@
           <w:b/>
           <w:color w:val="003A70"/>
           <w:spacing w:val="14"/>
-          <w:sz w:val="19"/>
+          <w:sz w:val="22"/>
           <w:szCs w:val="19"/>
         </w:rPr>
         <w:t xml:space="preserve">PRACTICE</w:t>
@@ -744,7 +748,7 @@
           <w:rFonts w:ascii="Avenir Next" w:hAnsi="Avenir Next" w:cs="Avenir Next" w:eastAsia="Avenir Next"/>
           <w:i/>
           <w:color w:val="5A5F66"/>
-          <w:sz w:val="17"/>
+          <w:sz w:val="22"/>
           <w:szCs w:val="17"/>
         </w:rPr>
         <w:t xml:space="preserve">show your work · label units</w:t>
@@ -752,7 +756,7 @@
     </w:p>
     <w:p>
       <w:pPr>
-        <w:spacing w:before="0" w:after="0" w:line="20" w:lineRule="exact"/>
+        <w:spacing w:before="0" w:after="0" w:line="50" w:lineRule="exact"/>
       </w:pPr>
     </w:p>
     <w:tbl>
@@ -802,25 +806,25 @@
                 <w:rFonts w:ascii="Avenir Next" w:hAnsi="Avenir Next" w:cs="Avenir Next" w:eastAsia="Avenir Next"/>
                 <w:b/>
                 <w:color w:val="1A1A1A"/>
+                <w:sz w:val="22"/>
+                <w:szCs w:val="20"/>
+              </w:rPr>
+              <w:t xml:space="preserve">1.</w:t>
+            </w:r>
+            <w:r>
+              <w:rPr>
+                <w:rFonts w:ascii="Avenir Next" w:hAnsi="Avenir Next" w:cs="Avenir Next" w:eastAsia="Avenir Next"/>
+                <w:color w:val="1A1A1A"/>
                 <w:sz w:val="20"/>
                 <w:szCs w:val="20"/>
               </w:rPr>
-              <w:t xml:space="preserve">1.</w:t>
-            </w:r>
-            <w:r>
-              <w:rPr>
-                <w:rFonts w:ascii="Avenir Next" w:hAnsi="Avenir Next" w:cs="Avenir Next" w:eastAsia="Avenir Next"/>
-                <w:color w:val="1A1A1A"/>
-                <w:sz w:val="20"/>
-                <w:szCs w:val="20"/>
-              </w:rPr>
               <w:tab/>
             </w:r>
             <w:r>
               <w:rPr>
                 <w:rFonts w:ascii="Avenir Next" w:hAnsi="Avenir Next" w:cs="Avenir Next" w:eastAsia="Avenir Next"/>
                 <w:color w:val="1A1A1A"/>
-                <w:sz w:val="20"/>
+                <w:sz w:val="22"/>
                 <w:szCs w:val="20"/>
               </w:rPr>
               <w:t xml:space="preserve">Solve each equation.</w:t>
@@ -876,7 +880,7 @@
                       <w:rFonts w:ascii="Avenir Next" w:hAnsi="Avenir Next" w:cs="Avenir Next" w:eastAsia="Avenir Next"/>
                       <w:b/>
                       <w:color w:val="003A70"/>
-                      <w:sz w:val="20"/>
+                      <w:sz w:val="22"/>
                       <w:szCs w:val="20"/>
                     </w:rPr>
                     <w:t xml:space="preserve">a.</w:t>
@@ -895,7 +899,7 @@
                       <w:rFonts w:ascii="Avenir Next" w:hAnsi="Avenir Next" w:cs="Avenir Next" w:eastAsia="Avenir Next"/>
                       <w:i/>
                       <w:color w:val="1A1A1A"/>
-                      <w:sz w:val="20"/>
+                      <w:sz w:val="22"/>
                       <w:szCs w:val="20"/>
                     </w:rPr>
                     <w:t xml:space="preserve">k</w:t>
@@ -904,7 +908,7 @@
                     <w:rPr>
                       <w:rFonts w:ascii="Avenir Next" w:hAnsi="Avenir Next" w:cs="Avenir Next" w:eastAsia="Avenir Next"/>
                       <w:color w:val="1A1A1A"/>
-                      <w:sz w:val="20"/>
+                      <w:sz w:val="22"/>
                       <w:szCs w:val="20"/>
                     </w:rPr>
                     <w:t xml:space="preserve"> ÷ 9 = 7</w:t>
@@ -948,7 +952,7 @@
                       <w:rFonts w:ascii="Avenir Next" w:hAnsi="Avenir Next" w:cs="Avenir Next" w:eastAsia="Avenir Next"/>
                       <w:b/>
                       <w:color w:val="003A70"/>
-                      <w:sz w:val="20"/>
+                      <w:sz w:val="22"/>
                       <w:szCs w:val="20"/>
                     </w:rPr>
                     <w:t xml:space="preserve">b.</w:t>
@@ -967,7 +971,7 @@
                       <w:rFonts w:ascii="Avenir Next" w:hAnsi="Avenir Next" w:cs="Avenir Next" w:eastAsia="Avenir Next"/>
                       <w:i/>
                       <w:color w:val="1A1A1A"/>
-                      <w:sz w:val="20"/>
+                      <w:sz w:val="22"/>
                       <w:szCs w:val="20"/>
                     </w:rPr>
                     <w:t xml:space="preserve">p</w:t>
@@ -976,7 +980,7 @@
                     <w:rPr>
                       <w:rFonts w:ascii="Avenir Next" w:hAnsi="Avenir Next" w:cs="Avenir Next" w:eastAsia="Avenir Next"/>
                       <w:color w:val="1A1A1A"/>
-                      <w:sz w:val="20"/>
+                      <w:sz w:val="22"/>
                       <w:szCs w:val="20"/>
                     </w:rPr>
                     <w:t xml:space="preserve"> ÷ 4 = 15</w:t>
@@ -1020,7 +1024,7 @@
                       <w:rFonts w:ascii="Avenir Next" w:hAnsi="Avenir Next" w:cs="Avenir Next" w:eastAsia="Avenir Next"/>
                       <w:b/>
                       <w:color w:val="003A70"/>
-                      <w:sz w:val="20"/>
+                      <w:sz w:val="22"/>
                       <w:szCs w:val="20"/>
                     </w:rPr>
                     <w:t xml:space="preserve">c.</w:t>
@@ -1039,7 +1043,7 @@
                       <w:rFonts w:ascii="Avenir Next" w:hAnsi="Avenir Next" w:cs="Avenir Next" w:eastAsia="Avenir Next"/>
                       <w:i/>
                       <w:color w:val="1A1A1A"/>
-                      <w:sz w:val="20"/>
+                      <w:sz w:val="22"/>
                       <w:szCs w:val="20"/>
                     </w:rPr>
                     <w:t xml:space="preserve">m</w:t>
@@ -1048,7 +1052,7 @@
                     <w:rPr>
                       <w:rFonts w:ascii="Avenir Next" w:hAnsi="Avenir Next" w:cs="Avenir Next" w:eastAsia="Avenir Next"/>
                       <w:color w:val="1A1A1A"/>
-                      <w:sz w:val="20"/>
+                      <w:sz w:val="22"/>
                       <w:szCs w:val="20"/>
                     </w:rPr>
                     <w:t xml:space="preserve"> ÷ 12 = 8</w:t>
@@ -1098,7 +1102,7 @@
                       <w:rFonts w:ascii="Avenir Next" w:hAnsi="Avenir Next" w:cs="Avenir Next" w:eastAsia="Avenir Next"/>
                       <w:b/>
                       <w:color w:val="003A70"/>
-                      <w:sz w:val="20"/>
+                      <w:sz w:val="22"/>
                       <w:szCs w:val="20"/>
                     </w:rPr>
                     <w:t xml:space="preserve">d.</w:t>
@@ -1117,7 +1121,7 @@
                       <w:rFonts w:ascii="Avenir Next" w:hAnsi="Avenir Next" w:cs="Avenir Next" w:eastAsia="Avenir Next"/>
                       <w:i/>
                       <w:color w:val="1A1A1A"/>
-                      <w:sz w:val="20"/>
+                      <w:sz w:val="22"/>
                       <w:szCs w:val="20"/>
                     </w:rPr>
                     <w:t xml:space="preserve">n</w:t>
@@ -1126,7 +1130,7 @@
                     <w:rPr>
                       <w:rFonts w:ascii="Avenir Next" w:hAnsi="Avenir Next" w:cs="Avenir Next" w:eastAsia="Avenir Next"/>
                       <w:color w:val="1A1A1A"/>
-                      <w:sz w:val="20"/>
+                      <w:sz w:val="22"/>
                       <w:szCs w:val="20"/>
                     </w:rPr>
                     <w:t xml:space="preserve"> ÷ 6 = 13</w:t>
@@ -1170,7 +1174,7 @@
                       <w:rFonts w:ascii="Avenir Next" w:hAnsi="Avenir Next" w:cs="Avenir Next" w:eastAsia="Avenir Next"/>
                       <w:b/>
                       <w:color w:val="003A70"/>
-                      <w:sz w:val="20"/>
+                      <w:sz w:val="22"/>
                       <w:szCs w:val="20"/>
                     </w:rPr>
                     <w:t xml:space="preserve">e.</w:t>
@@ -1189,7 +1193,7 @@
                       <w:rFonts w:ascii="Avenir Next" w:hAnsi="Avenir Next" w:cs="Avenir Next" w:eastAsia="Avenir Next"/>
                       <w:i/>
                       <w:color w:val="1A1A1A"/>
-                      <w:sz w:val="20"/>
+                      <w:sz w:val="22"/>
                       <w:szCs w:val="20"/>
                     </w:rPr>
                     <w:t xml:space="preserve">y</w:t>
@@ -1198,7 +1202,7 @@
                     <w:rPr>
                       <w:rFonts w:ascii="Avenir Next" w:hAnsi="Avenir Next" w:cs="Avenir Next" w:eastAsia="Avenir Next"/>
                       <w:color w:val="1A1A1A"/>
-                      <w:sz w:val="20"/>
+                      <w:sz w:val="22"/>
                       <w:szCs w:val="20"/>
                     </w:rPr>
                     <w:t xml:space="preserve"> ÷ 2 = 4.5</w:t>
@@ -1242,7 +1246,7 @@
                       <w:rFonts w:ascii="Avenir Next" w:hAnsi="Avenir Next" w:cs="Avenir Next" w:eastAsia="Avenir Next"/>
                       <w:b/>
                       <w:color w:val="003A70"/>
-                      <w:sz w:val="20"/>
+                      <w:sz w:val="22"/>
                       <w:szCs w:val="20"/>
                     </w:rPr>
                     <w:t xml:space="preserve">f.</w:t>
@@ -1261,7 +1265,7 @@
                       <w:rFonts w:ascii="Avenir Next" w:hAnsi="Avenir Next" w:cs="Avenir Next" w:eastAsia="Avenir Next"/>
                       <w:i/>
                       <w:color w:val="1A1A1A"/>
-                      <w:sz w:val="20"/>
+                      <w:sz w:val="22"/>
                       <w:szCs w:val="20"/>
                     </w:rPr>
                     <w:t xml:space="preserve">w</w:t>
@@ -1270,7 +1274,7 @@
                     <w:rPr>
                       <w:rFonts w:ascii="Avenir Next" w:hAnsi="Avenir Next" w:cs="Avenir Next" w:eastAsia="Avenir Next"/>
                       <w:color w:val="1A1A1A"/>
-                      <w:sz w:val="20"/>
+                      <w:sz w:val="22"/>
                       <w:szCs w:val="20"/>
                     </w:rPr>
                     <w:t xml:space="preserve"> ÷ 10 = 3.6</w:t>
@@ -1300,7 +1304,7 @@
           </w:tbl>
           <w:p>
             <w:pPr>
-              <w:spacing w:before="0" w:after="0" w:line="24" w:lineRule="auto"/>
+              <w:spacing w:before="0" w:after="0" w:line="50" w:lineRule="exact"/>
             </w:pPr>
           </w:p>
         </w:tc>
@@ -1308,12 +1312,12 @@
     </w:tbl>
     <w:p>
       <w:pPr>
-        <w:spacing w:before="0" w:after="0" w:line="20" w:lineRule="exact"/>
+        <w:spacing w:before="0" w:after="0" w:line="50" w:lineRule="exact"/>
       </w:pPr>
     </w:p>
     <w:p>
       <w:pPr>
-        <w:spacing w:before="0" w:after="0" w:line="20" w:lineRule="exact"/>
+        <w:spacing w:before="0" w:after="0" w:line="50" w:lineRule="exact"/>
       </w:pPr>
     </w:p>
     <w:tbl>
@@ -1363,18 +1367,18 @@
                 <w:rFonts w:ascii="Avenir Next" w:hAnsi="Avenir Next" w:cs="Avenir Next" w:eastAsia="Avenir Next"/>
                 <w:b/>
                 <w:color w:val="1A1A1A"/>
+                <w:sz w:val="22"/>
+                <w:szCs w:val="20"/>
+              </w:rPr>
+              <w:t xml:space="preserve">2.</w:t>
+            </w:r>
+            <w:r>
+              <w:rPr>
+                <w:rFonts w:ascii="Avenir Next" w:hAnsi="Avenir Next" w:cs="Avenir Next" w:eastAsia="Avenir Next"/>
+                <w:color w:val="1A1A1A"/>
                 <w:sz w:val="20"/>
                 <w:szCs w:val="20"/>
               </w:rPr>
-              <w:t xml:space="preserve">2.</w:t>
-            </w:r>
-            <w:r>
-              <w:rPr>
-                <w:rFonts w:ascii="Avenir Next" w:hAnsi="Avenir Next" w:cs="Avenir Next" w:eastAsia="Avenir Next"/>
-                <w:color w:val="1A1A1A"/>
-                <w:sz w:val="20"/>
-                <w:szCs w:val="20"/>
-              </w:rPr>
               <w:tab/>
             </w:r>
             <w:r>
@@ -1382,7 +1386,7 @@
                 <w:rFonts w:ascii="Avenir Next" w:hAnsi="Avenir Next" w:cs="Avenir Next" w:eastAsia="Avenir Next"/>
                 <w:b/>
                 <w:color w:val="1A1A1A"/>
-                <w:sz w:val="20"/>
+                <w:sz w:val="22"/>
                 <w:szCs w:val="20"/>
               </w:rPr>
               <w:t xml:space="preserve">Class Pizza.  </w:t>
@@ -1391,7 +1395,7 @@
               <w:rPr>
                 <w:rFonts w:ascii="Avenir Next" w:hAnsi="Avenir Next" w:cs="Avenir Next" w:eastAsia="Avenir Next"/>
                 <w:color w:val="1A1A1A"/>
-                <w:sz w:val="20"/>
+                <w:sz w:val="22"/>
                 <w:szCs w:val="20"/>
               </w:rPr>
               <w:t xml:space="preserve">A stack of </w:t>
@@ -1401,7 +1405,7 @@
                 <w:rFonts w:ascii="Avenir Next" w:hAnsi="Avenir Next" w:cs="Avenir Next" w:eastAsia="Avenir Next"/>
                 <w:i/>
                 <w:color w:val="1A1A1A"/>
-                <w:sz w:val="20"/>
+                <w:sz w:val="22"/>
                 <w:szCs w:val="20"/>
               </w:rPr>
               <w:t xml:space="preserve">s</w:t>
@@ -1410,7 +1414,7 @@
               <w:rPr>
                 <w:rFonts w:ascii="Avenir Next" w:hAnsi="Avenir Next" w:cs="Avenir Next" w:eastAsia="Avenir Next"/>
                 <w:color w:val="1A1A1A"/>
-                <w:sz w:val="20"/>
+                <w:sz w:val="22"/>
                 <w:szCs w:val="20"/>
               </w:rPr>
               <w:t xml:space="preserve"> pizza slices is shared evenly among 5 tables. Each table gets 12 slices.</w:t>
@@ -1426,7 +1430,7 @@
               <w:drawing>
                 <wp:inline distT="0" distB="0" distL="0" distR="0">
                   <wp:extent cx="2926080" cy="489800"/>
-                  <wp:docPr id="1" name="Figure 1"/>
+                  <wp:docPr id="1" name="Figure 1" descr="Tape diagram. : 5 equal sections; section labels 12, 12, 12, 12, 12. Total label: s."/>
                   <a:graphic xmlns:a="http://schemas.openxmlformats.org/drawingml/2006/main">
                     <a:graphicData uri="http://schemas.openxmlformats.org/drawingml/2006/picture">
                       <pic:pic xmlns:pic="http://schemas.openxmlformats.org/drawingml/2006/picture">
@@ -1470,25 +1474,25 @@
                 <w:rFonts w:ascii="Avenir Next" w:hAnsi="Avenir Next" w:cs="Avenir Next" w:eastAsia="Avenir Next"/>
                 <w:b/>
                 <w:color w:val="003A70"/>
+                <w:sz w:val="22"/>
+                <w:szCs w:val="20"/>
+              </w:rPr>
+              <w:t xml:space="preserve">a.</w:t>
+            </w:r>
+            <w:r>
+              <w:rPr>
+                <w:rFonts w:ascii="Avenir Next" w:hAnsi="Avenir Next" w:cs="Avenir Next" w:eastAsia="Avenir Next"/>
+                <w:color w:val="1A1A1A"/>
                 <w:sz w:val="20"/>
                 <w:szCs w:val="20"/>
               </w:rPr>
-              <w:t xml:space="preserve">a.</w:t>
-            </w:r>
-            <w:r>
-              <w:rPr>
-                <w:rFonts w:ascii="Avenir Next" w:hAnsi="Avenir Next" w:cs="Avenir Next" w:eastAsia="Avenir Next"/>
-                <w:color w:val="1A1A1A"/>
-                <w:sz w:val="20"/>
-                <w:szCs w:val="20"/>
-              </w:rPr>
               <w:tab/>
             </w:r>
             <w:r>
               <w:rPr>
                 <w:rFonts w:ascii="Avenir Next" w:hAnsi="Avenir Next" w:cs="Avenir Next" w:eastAsia="Avenir Next"/>
                 <w:color w:val="1A1A1A"/>
-                <w:sz w:val="20"/>
+                <w:sz w:val="22"/>
                 <w:szCs w:val="20"/>
               </w:rPr>
               <w:t xml:space="preserve">Write a division equation.</w:t>
@@ -1527,25 +1531,25 @@
                 <w:rFonts w:ascii="Avenir Next" w:hAnsi="Avenir Next" w:cs="Avenir Next" w:eastAsia="Avenir Next"/>
                 <w:b/>
                 <w:color w:val="003A70"/>
+                <w:sz w:val="22"/>
+                <w:szCs w:val="20"/>
+              </w:rPr>
+              <w:t xml:space="preserve">b.</w:t>
+            </w:r>
+            <w:r>
+              <w:rPr>
+                <w:rFonts w:ascii="Avenir Next" w:hAnsi="Avenir Next" w:cs="Avenir Next" w:eastAsia="Avenir Next"/>
+                <w:color w:val="1A1A1A"/>
                 <w:sz w:val="20"/>
                 <w:szCs w:val="20"/>
               </w:rPr>
-              <w:t xml:space="preserve">b.</w:t>
-            </w:r>
-            <w:r>
-              <w:rPr>
-                <w:rFonts w:ascii="Avenir Next" w:hAnsi="Avenir Next" w:cs="Avenir Next" w:eastAsia="Avenir Next"/>
-                <w:color w:val="1A1A1A"/>
-                <w:sz w:val="20"/>
-                <w:szCs w:val="20"/>
-              </w:rPr>
               <w:tab/>
             </w:r>
             <w:r>
               <w:rPr>
                 <w:rFonts w:ascii="Avenir Next" w:hAnsi="Avenir Next" w:cs="Avenir Next" w:eastAsia="Avenir Next"/>
                 <w:color w:val="1A1A1A"/>
-                <w:sz w:val="20"/>
+                <w:sz w:val="22"/>
                 <w:szCs w:val="20"/>
               </w:rPr>
               <w:t xml:space="preserve">Solve it.</w:t>
@@ -1584,25 +1588,25 @@
                 <w:rFonts w:ascii="Avenir Next" w:hAnsi="Avenir Next" w:cs="Avenir Next" w:eastAsia="Avenir Next"/>
                 <w:b/>
                 <w:color w:val="003A70"/>
+                <w:sz w:val="22"/>
+                <w:szCs w:val="20"/>
+              </w:rPr>
+              <w:t xml:space="preserve">c.</w:t>
+            </w:r>
+            <w:r>
+              <w:rPr>
+                <w:rFonts w:ascii="Avenir Next" w:hAnsi="Avenir Next" w:cs="Avenir Next" w:eastAsia="Avenir Next"/>
+                <w:color w:val="1A1A1A"/>
                 <w:sz w:val="20"/>
                 <w:szCs w:val="20"/>
               </w:rPr>
-              <w:t xml:space="preserve">c.</w:t>
-            </w:r>
-            <w:r>
-              <w:rPr>
-                <w:rFonts w:ascii="Avenir Next" w:hAnsi="Avenir Next" w:cs="Avenir Next" w:eastAsia="Avenir Next"/>
-                <w:color w:val="1A1A1A"/>
-                <w:sz w:val="20"/>
-                <w:szCs w:val="20"/>
-              </w:rPr>
               <w:tab/>
             </w:r>
             <w:r>
               <w:rPr>
                 <w:rFonts w:ascii="Avenir Next" w:hAnsi="Avenir Next" w:cs="Avenir Next" w:eastAsia="Avenir Next"/>
                 <w:color w:val="1A1A1A"/>
-                <w:sz w:val="20"/>
+                <w:sz w:val="22"/>
                 <w:szCs w:val="20"/>
               </w:rPr>
               <w:t xml:space="preserve">Check by dividing.</w:t>
@@ -1632,12 +1636,12 @@
     </w:tbl>
     <w:p>
       <w:pPr>
-        <w:spacing w:before="0" w:after="0" w:line="20" w:lineRule="exact"/>
+        <w:spacing w:before="0" w:after="0" w:line="50" w:lineRule="exact"/>
       </w:pPr>
     </w:p>
     <w:p>
       <w:pPr>
-        <w:spacing w:before="0" w:after="0" w:line="20" w:lineRule="exact"/>
+        <w:spacing w:before="0" w:after="0" w:line="50" w:lineRule="exact"/>
       </w:pPr>
     </w:p>
     <w:tbl>
@@ -1687,18 +1691,18 @@
                 <w:rFonts w:ascii="Avenir Next" w:hAnsi="Avenir Next" w:cs="Avenir Next" w:eastAsia="Avenir Next"/>
                 <w:b/>
                 <w:color w:val="1A1A1A"/>
+                <w:sz w:val="22"/>
+                <w:szCs w:val="20"/>
+              </w:rPr>
+              <w:t xml:space="preserve">3.</w:t>
+            </w:r>
+            <w:r>
+              <w:rPr>
+                <w:rFonts w:ascii="Avenir Next" w:hAnsi="Avenir Next" w:cs="Avenir Next" w:eastAsia="Avenir Next"/>
+                <w:color w:val="1A1A1A"/>
                 <w:sz w:val="20"/>
                 <w:szCs w:val="20"/>
               </w:rPr>
-              <w:t xml:space="preserve">3.</w:t>
-            </w:r>
-            <w:r>
-              <w:rPr>
-                <w:rFonts w:ascii="Avenir Next" w:hAnsi="Avenir Next" w:cs="Avenir Next" w:eastAsia="Avenir Next"/>
-                <w:color w:val="1A1A1A"/>
-                <w:sz w:val="20"/>
-                <w:szCs w:val="20"/>
-              </w:rPr>
               <w:tab/>
             </w:r>
             <w:r>
@@ -1706,7 +1710,7 @@
                 <w:rFonts w:ascii="Avenir Next" w:hAnsi="Avenir Next" w:cs="Avenir Next" w:eastAsia="Avenir Next"/>
                 <w:b/>
                 <w:color w:val="1A1A1A"/>
-                <w:sz w:val="20"/>
+                <w:sz w:val="22"/>
                 <w:szCs w:val="20"/>
               </w:rPr>
               <w:t xml:space="preserve">Trip Gas Money.  </w:t>
@@ -1715,7 +1719,7 @@
               <w:rPr>
                 <w:rFonts w:ascii="Avenir Next" w:hAnsi="Avenir Next" w:cs="Avenir Next" w:eastAsia="Avenir Next"/>
                 <w:color w:val="1A1A1A"/>
-                <w:sz w:val="20"/>
+                <w:sz w:val="22"/>
                 <w:szCs w:val="20"/>
               </w:rPr>
               <w:t xml:space="preserve">A family split one gas bill evenly among 4 drivers. Each driver paid $23.50. Write and solve an equation for </w:t>
@@ -1725,7 +1729,7 @@
                 <w:rFonts w:ascii="Avenir Next" w:hAnsi="Avenir Next" w:cs="Avenir Next" w:eastAsia="Avenir Next"/>
                 <w:i/>
                 <w:color w:val="1A1A1A"/>
-                <w:sz w:val="20"/>
+                <w:sz w:val="22"/>
                 <w:szCs w:val="20"/>
               </w:rPr>
               <w:t xml:space="preserve">g</w:t>
@@ -1734,7 +1738,7 @@
               <w:rPr>
                 <w:rFonts w:ascii="Avenir Next" w:hAnsi="Avenir Next" w:cs="Avenir Next" w:eastAsia="Avenir Next"/>
                 <w:color w:val="1A1A1A"/>
-                <w:sz w:val="20"/>
+                <w:sz w:val="22"/>
                 <w:szCs w:val="20"/>
               </w:rPr>
               <w:t xml:space="preserve">, the whole bill.</w:t>
@@ -1751,7 +1755,7 @@
                 <w:rFonts w:ascii="Avenir Next" w:hAnsi="Avenir Next" w:cs="Avenir Next" w:eastAsia="Avenir Next"/>
                 <w:b/>
                 <w:color w:val="003A70"/>
-                <w:sz w:val="17"/>
+                <w:sz w:val="22"/>
                 <w:szCs w:val="17"/>
               </w:rPr>
               <w:t xml:space="preserve">Hint  </w:t>
@@ -1761,7 +1765,7 @@
                 <w:rFonts w:ascii="Avenir Next" w:hAnsi="Avenir Next" w:cs="Avenir Next" w:eastAsia="Avenir Next"/>
                 <w:i/>
                 <w:color w:val="5A5F66"/>
-                <w:sz w:val="17"/>
+                <w:sz w:val="22"/>
                 <w:szCs w:val="17"/>
               </w:rPr>
               <w:t xml:space="preserve">Whole bill ÷ 4 drivers = one share.</w:t>
@@ -1769,7 +1773,7 @@
           </w:p>
           <w:p>
             <w:pPr>
-              <w:spacing w:before="0" w:after="0" w:line="60" w:lineRule="auto"/>
+              <w:spacing w:before="0" w:after="0" w:line="50" w:lineRule="exact"/>
             </w:pPr>
           </w:p>
           <w:tbl>
@@ -1838,7 +1842,7 @@
                 <w:rFonts w:ascii="Avenir Next" w:hAnsi="Avenir Next" w:cs="Avenir Next" w:eastAsia="Avenir Next"/>
                 <w:b/>
                 <w:color w:val="1A1A1A"/>
-                <w:sz w:val="18"/>
+                <w:sz w:val="22"/>
                 <w:szCs w:val="18"/>
               </w:rPr>
               <w:t xml:space="preserve">g =</w:t>
@@ -1858,12 +1862,12 @@
     </w:tbl>
     <w:p>
       <w:pPr>
-        <w:spacing w:before="0" w:after="0" w:line="20" w:lineRule="exact"/>
+        <w:spacing w:before="0" w:after="0" w:line="50" w:lineRule="exact"/>
       </w:pPr>
     </w:p>
     <w:p>
       <w:pPr>
-        <w:spacing w:before="0" w:after="0" w:line="20" w:lineRule="exact"/>
+        <w:spacing w:before="0" w:after="0" w:line="50" w:lineRule="exact"/>
       </w:pPr>
     </w:p>
     <w:tbl>
@@ -1914,18 +1918,18 @@
                 <w:rFonts w:ascii="Avenir Next" w:hAnsi="Avenir Next" w:cs="Avenir Next" w:eastAsia="Avenir Next"/>
                 <w:b/>
                 <w:color w:val="1A1A1A"/>
+                <w:sz w:val="22"/>
+                <w:szCs w:val="20"/>
+              </w:rPr>
+              <w:t xml:space="preserve">4.</w:t>
+            </w:r>
+            <w:r>
+              <w:rPr>
+                <w:rFonts w:ascii="Avenir Next" w:hAnsi="Avenir Next" w:cs="Avenir Next" w:eastAsia="Avenir Next"/>
+                <w:color w:val="1A1A1A"/>
                 <w:sz w:val="20"/>
                 <w:szCs w:val="20"/>
               </w:rPr>
-              <w:t xml:space="preserve">4.</w:t>
-            </w:r>
-            <w:r>
-              <w:rPr>
-                <w:rFonts w:ascii="Avenir Next" w:hAnsi="Avenir Next" w:cs="Avenir Next" w:eastAsia="Avenir Next"/>
-                <w:color w:val="1A1A1A"/>
-                <w:sz w:val="20"/>
-                <w:szCs w:val="20"/>
-              </w:rPr>
               <w:tab/>
             </w:r>
             <w:r>
@@ -1933,7 +1937,7 @@
                 <w:rFonts w:ascii="Avenir Next" w:hAnsi="Avenir Next" w:cs="Avenir Next" w:eastAsia="Avenir Next"/>
                 <w:b/>
                 <w:color w:val="1A1A1A"/>
-                <w:sz w:val="20"/>
+                <w:sz w:val="22"/>
                 <w:szCs w:val="20"/>
               </w:rPr>
               <w:t xml:space="preserve">Costume Sashes.  </w:t>
@@ -1942,7 +1946,7 @@
               <w:rPr>
                 <w:rFonts w:ascii="Avenir Next" w:hAnsi="Avenir Next" w:cs="Avenir Next" w:eastAsia="Avenir Next"/>
                 <w:color w:val="1A1A1A"/>
-                <w:sz w:val="20"/>
+                <w:sz w:val="22"/>
                 <w:szCs w:val="20"/>
               </w:rPr>
               <w:t xml:space="preserve">A spool of ribbon is cut evenly into 9 sashes. Each is 16 inches. Solve </w:t>
@@ -1952,7 +1956,7 @@
                 <w:rFonts w:ascii="Avenir Next" w:hAnsi="Avenir Next" w:cs="Avenir Next" w:eastAsia="Avenir Next"/>
                 <w:i/>
                 <w:color w:val="1A1A1A"/>
-                <w:sz w:val="20"/>
+                <w:sz w:val="22"/>
                 <w:szCs w:val="20"/>
               </w:rPr>
               <w:t xml:space="preserve">n</w:t>
@@ -1961,7 +1965,7 @@
               <w:rPr>
                 <w:rFonts w:ascii="Avenir Next" w:hAnsi="Avenir Next" w:cs="Avenir Next" w:eastAsia="Avenir Next"/>
                 <w:color w:val="1A1A1A"/>
-                <w:sz w:val="20"/>
+                <w:sz w:val="22"/>
                 <w:szCs w:val="20"/>
               </w:rPr>
               <w:t xml:space="preserve"> ÷ 9 = 16.</w:t>
@@ -1978,7 +1982,7 @@
                 <w:rFonts w:ascii="Avenir Next" w:hAnsi="Avenir Next" w:cs="Avenir Next" w:eastAsia="Avenir Next"/>
                 <w:b/>
                 <w:color w:val="003A70"/>
-                <w:sz w:val="17"/>
+                <w:sz w:val="22"/>
                 <w:szCs w:val="17"/>
               </w:rPr>
               <w:t xml:space="preserve">Hint  </w:t>
@@ -1988,7 +1992,7 @@
                 <w:rFonts w:ascii="Avenir Next" w:hAnsi="Avenir Next" w:cs="Avenir Next" w:eastAsia="Avenir Next"/>
                 <w:i/>
                 <w:color w:val="5A5F66"/>
-                <w:sz w:val="17"/>
+                <w:sz w:val="22"/>
                 <w:szCs w:val="17"/>
               </w:rPr>
               <w:t xml:space="preserve">Multiply both sides by 9.</w:t>
@@ -1996,7 +2000,7 @@
           </w:p>
           <w:p>
             <w:pPr>
-              <w:spacing w:before="0" w:after="0" w:line="60" w:lineRule="auto"/>
+              <w:spacing w:before="0" w:after="0" w:line="50" w:lineRule="exact"/>
             </w:pPr>
           </w:p>
           <w:tbl>
@@ -2065,7 +2069,7 @@
                 <w:rFonts w:ascii="Avenir Next" w:hAnsi="Avenir Next" w:cs="Avenir Next" w:eastAsia="Avenir Next"/>
                 <w:b/>
                 <w:color w:val="1A1A1A"/>
-                <w:sz w:val="18"/>
+                <w:sz w:val="22"/>
                 <w:szCs w:val="18"/>
               </w:rPr>
               <w:t xml:space="preserve">n =</w:t>
@@ -2100,18 +2104,18 @@
                 <w:rFonts w:ascii="Avenir Next" w:hAnsi="Avenir Next" w:cs="Avenir Next" w:eastAsia="Avenir Next"/>
                 <w:b/>
                 <w:color w:val="1A1A1A"/>
+                <w:sz w:val="22"/>
+                <w:szCs w:val="20"/>
+              </w:rPr>
+              <w:t xml:space="preserve">5.</w:t>
+            </w:r>
+            <w:r>
+              <w:rPr>
+                <w:rFonts w:ascii="Avenir Next" w:hAnsi="Avenir Next" w:cs="Avenir Next" w:eastAsia="Avenir Next"/>
+                <w:color w:val="1A1A1A"/>
                 <w:sz w:val="20"/>
                 <w:szCs w:val="20"/>
               </w:rPr>
-              <w:t xml:space="preserve">5.</w:t>
-            </w:r>
-            <w:r>
-              <w:rPr>
-                <w:rFonts w:ascii="Avenir Next" w:hAnsi="Avenir Next" w:cs="Avenir Next" w:eastAsia="Avenir Next"/>
-                <w:color w:val="1A1A1A"/>
-                <w:sz w:val="20"/>
-                <w:szCs w:val="20"/>
-              </w:rPr>
               <w:tab/>
             </w:r>
             <w:r>
@@ -2119,7 +2123,7 @@
                 <w:rFonts w:ascii="Avenir Next" w:hAnsi="Avenir Next" w:cs="Avenir Next" w:eastAsia="Avenir Next"/>
                 <w:b/>
                 <w:color w:val="1A1A1A"/>
-                <w:sz w:val="20"/>
+                <w:sz w:val="22"/>
                 <w:szCs w:val="20"/>
               </w:rPr>
               <w:t xml:space="preserve">Garden Rows.  </w:t>
@@ -2128,7 +2132,7 @@
               <w:rPr>
                 <w:rFonts w:ascii="Avenir Next" w:hAnsi="Avenir Next" w:cs="Avenir Next" w:eastAsia="Avenir Next"/>
                 <w:color w:val="1A1A1A"/>
-                <w:sz w:val="20"/>
+                <w:sz w:val="22"/>
                 <w:szCs w:val="20"/>
               </w:rPr>
               <w:t xml:space="preserve">A gardener spreads </w:t>
@@ -2138,7 +2142,7 @@
                 <w:rFonts w:ascii="Avenir Next" w:hAnsi="Avenir Next" w:cs="Avenir Next" w:eastAsia="Avenir Next"/>
                 <w:i/>
                 <w:color w:val="1A1A1A"/>
-                <w:sz w:val="20"/>
+                <w:sz w:val="22"/>
                 <w:szCs w:val="20"/>
               </w:rPr>
               <w:t xml:space="preserve">s</w:t>
@@ -2147,7 +2151,7 @@
               <w:rPr>
                 <w:rFonts w:ascii="Avenir Next" w:hAnsi="Avenir Next" w:cs="Avenir Next" w:eastAsia="Avenir Next"/>
                 <w:color w:val="1A1A1A"/>
-                <w:sz w:val="20"/>
+                <w:sz w:val="22"/>
                 <w:szCs w:val="20"/>
               </w:rPr>
               <w:t xml:space="preserve"> seeds evenly across 15 rows. Each row gets 14 seeds. Solve </w:t>
@@ -2157,7 +2161,7 @@
                 <w:rFonts w:ascii="Avenir Next" w:hAnsi="Avenir Next" w:cs="Avenir Next" w:eastAsia="Avenir Next"/>
                 <w:i/>
                 <w:color w:val="1A1A1A"/>
-                <w:sz w:val="20"/>
+                <w:sz w:val="22"/>
                 <w:szCs w:val="20"/>
               </w:rPr>
               <w:t xml:space="preserve">s</w:t>
@@ -2166,7 +2170,7 @@
               <w:rPr>
                 <w:rFonts w:ascii="Avenir Next" w:hAnsi="Avenir Next" w:cs="Avenir Next" w:eastAsia="Avenir Next"/>
                 <w:color w:val="1A1A1A"/>
-                <w:sz w:val="20"/>
+                <w:sz w:val="22"/>
                 <w:szCs w:val="20"/>
               </w:rPr>
               <w:t xml:space="preserve"> ÷ 15 = 14.</w:t>
@@ -2174,7 +2178,7 @@
           </w:p>
           <w:p>
             <w:pPr>
-              <w:spacing w:before="0" w:after="0" w:line="60" w:lineRule="auto"/>
+              <w:spacing w:before="0" w:after="0" w:line="50" w:lineRule="exact"/>
             </w:pPr>
           </w:p>
           <w:tbl>
@@ -2243,7 +2247,7 @@
                 <w:rFonts w:ascii="Avenir Next" w:hAnsi="Avenir Next" w:cs="Avenir Next" w:eastAsia="Avenir Next"/>
                 <w:b/>
                 <w:color w:val="1A1A1A"/>
-                <w:sz w:val="18"/>
+                <w:sz w:val="22"/>
                 <w:szCs w:val="18"/>
               </w:rPr>
               <w:t xml:space="preserve">s =</w:t>
@@ -2263,12 +2267,12 @@
     </w:tbl>
     <w:p>
       <w:pPr>
-        <w:spacing w:before="0" w:after="0" w:line="20" w:lineRule="exact"/>
+        <w:spacing w:before="0" w:after="0" w:line="50" w:lineRule="exact"/>
       </w:pPr>
     </w:p>
     <w:p>
       <w:pPr>
-        <w:spacing w:before="0" w:after="0" w:line="20" w:lineRule="exact"/>
+        <w:spacing w:before="0" w:after="0" w:line="50" w:lineRule="exact"/>
       </w:pPr>
     </w:p>
     <w:tbl>
@@ -2318,18 +2322,18 @@
                 <w:rFonts w:ascii="Avenir Next" w:hAnsi="Avenir Next" w:cs="Avenir Next" w:eastAsia="Avenir Next"/>
                 <w:b/>
                 <w:color w:val="1A1A1A"/>
+                <w:sz w:val="22"/>
+                <w:szCs w:val="20"/>
+              </w:rPr>
+              <w:t xml:space="preserve">6.</w:t>
+            </w:r>
+            <w:r>
+              <w:rPr>
+                <w:rFonts w:ascii="Avenir Next" w:hAnsi="Avenir Next" w:cs="Avenir Next" w:eastAsia="Avenir Next"/>
+                <w:color w:val="1A1A1A"/>
                 <w:sz w:val="20"/>
                 <w:szCs w:val="20"/>
               </w:rPr>
-              <w:t xml:space="preserve">6.</w:t>
-            </w:r>
-            <w:r>
-              <w:rPr>
-                <w:rFonts w:ascii="Avenir Next" w:hAnsi="Avenir Next" w:cs="Avenir Next" w:eastAsia="Avenir Next"/>
-                <w:color w:val="1A1A1A"/>
-                <w:sz w:val="20"/>
-                <w:szCs w:val="20"/>
-              </w:rPr>
               <w:tab/>
             </w:r>
             <w:r>
@@ -2337,7 +2341,7 @@
                 <w:rFonts w:ascii="Avenir Next" w:hAnsi="Avenir Next" w:cs="Avenir Next" w:eastAsia="Avenir Next"/>
                 <w:b/>
                 <w:color w:val="1A1A1A"/>
-                <w:sz w:val="20"/>
+                <w:sz w:val="22"/>
                 <w:szCs w:val="20"/>
               </w:rPr>
               <w:t xml:space="preserve">Water Jugs.  </w:t>
@@ -2346,7 +2350,7 @@
               <w:rPr>
                 <w:rFonts w:ascii="Avenir Next" w:hAnsi="Avenir Next" w:cs="Avenir Next" w:eastAsia="Avenir Next"/>
                 <w:color w:val="1A1A1A"/>
-                <w:sz w:val="20"/>
+                <w:sz w:val="22"/>
                 <w:szCs w:val="20"/>
               </w:rPr>
               <w:t xml:space="preserve">A crew poured water evenly into 12 jugs. Each jug got 16 liters. Write and solve a division equation for the total liters.</w:t>
@@ -2363,7 +2367,7 @@
                 <w:rFonts w:ascii="Avenir Next" w:hAnsi="Avenir Next" w:cs="Avenir Next" w:eastAsia="Avenir Next"/>
                 <w:b/>
                 <w:color w:val="003A70"/>
-                <w:sz w:val="17"/>
+                <w:sz w:val="22"/>
                 <w:szCs w:val="17"/>
               </w:rPr>
               <w:t xml:space="preserve">Hint  </w:t>
@@ -2373,7 +2377,7 @@
                 <w:rFonts w:ascii="Avenir Next" w:hAnsi="Avenir Next" w:cs="Avenir Next" w:eastAsia="Avenir Next"/>
                 <w:i/>
                 <w:color w:val="5A5F66"/>
-                <w:sz w:val="17"/>
+                <w:sz w:val="22"/>
                 <w:szCs w:val="17"/>
               </w:rPr>
               <w:t xml:space="preserve">The total is split into 12 jugs, so undo the split.</w:t>
@@ -2381,7 +2385,7 @@
           </w:p>
           <w:p>
             <w:pPr>
-              <w:spacing w:before="0" w:after="0" w:line="60" w:lineRule="auto"/>
+              <w:spacing w:before="0" w:after="0" w:line="50" w:lineRule="exact"/>
             </w:pPr>
           </w:p>
           <w:tbl>
@@ -2450,25 +2454,25 @@
                 <w:rFonts w:ascii="Avenir Next" w:hAnsi="Avenir Next" w:cs="Avenir Next" w:eastAsia="Avenir Next"/>
                 <w:b/>
                 <w:color w:val="1A1A1A"/>
+                <w:sz w:val="22"/>
+                <w:szCs w:val="18"/>
+              </w:rPr>
+              <w:t xml:space="preserve">Answer</w:t>
+            </w:r>
+            <w:r>
+              <w:rPr>
+                <w:rFonts w:ascii="Avenir Next" w:hAnsi="Avenir Next" w:cs="Avenir Next" w:eastAsia="Avenir Next"/>
+                <w:color w:val="1A1A1A"/>
                 <w:sz w:val="18"/>
                 <w:szCs w:val="18"/>
               </w:rPr>
-              <w:t xml:space="preserve">Answer</w:t>
-            </w:r>
-            <w:r>
-              <w:rPr>
-                <w:rFonts w:ascii="Avenir Next" w:hAnsi="Avenir Next" w:cs="Avenir Next" w:eastAsia="Avenir Next"/>
-                <w:color w:val="1A1A1A"/>
-                <w:sz w:val="18"/>
-                <w:szCs w:val="18"/>
-              </w:rPr>
               <w:tab/>
             </w:r>
             <w:r>
               <w:rPr>
                 <w:rFonts w:ascii="Avenir Next" w:hAnsi="Avenir Next" w:cs="Avenir Next" w:eastAsia="Avenir Next"/>
                 <w:color w:val="1A1A1A"/>
-                <w:sz w:val="18"/>
+                <w:sz w:val="22"/>
                 <w:szCs w:val="18"/>
               </w:rPr>
               <w:t xml:space="preserve">  liters</w:t>
@@ -2479,12 +2483,12 @@
     </w:tbl>
     <w:p>
       <w:pPr>
-        <w:spacing w:before="0" w:after="0" w:line="20" w:lineRule="exact"/>
+        <w:spacing w:before="0" w:after="0" w:line="50" w:lineRule="exact"/>
       </w:pPr>
     </w:p>
     <w:p>
       <w:pPr>
-        <w:spacing w:before="0" w:after="0" w:line="20" w:lineRule="exact"/>
+        <w:spacing w:before="0" w:after="0" w:line="50" w:lineRule="exact"/>
       </w:pPr>
     </w:p>
     <w:tbl>
@@ -2534,18 +2538,18 @@
                 <w:rFonts w:ascii="Avenir Next" w:hAnsi="Avenir Next" w:cs="Avenir Next" w:eastAsia="Avenir Next"/>
                 <w:b/>
                 <w:color w:val="1A1A1A"/>
+                <w:sz w:val="22"/>
+                <w:szCs w:val="20"/>
+              </w:rPr>
+              <w:t xml:space="preserve">7.</w:t>
+            </w:r>
+            <w:r>
+              <w:rPr>
+                <w:rFonts w:ascii="Avenir Next" w:hAnsi="Avenir Next" w:cs="Avenir Next" w:eastAsia="Avenir Next"/>
+                <w:color w:val="1A1A1A"/>
                 <w:sz w:val="20"/>
                 <w:szCs w:val="20"/>
               </w:rPr>
-              <w:t xml:space="preserve">7.</w:t>
-            </w:r>
-            <w:r>
-              <w:rPr>
-                <w:rFonts w:ascii="Avenir Next" w:hAnsi="Avenir Next" w:cs="Avenir Next" w:eastAsia="Avenir Next"/>
-                <w:color w:val="1A1A1A"/>
-                <w:sz w:val="20"/>
-                <w:szCs w:val="20"/>
-              </w:rPr>
               <w:tab/>
             </w:r>
             <w:r>
@@ -2553,7 +2557,7 @@
                 <w:rFonts w:ascii="Avenir Next" w:hAnsi="Avenir Next" w:cs="Avenir Next" w:eastAsia="Avenir Next"/>
                 <w:b/>
                 <w:color w:val="1A1A1A"/>
-                <w:sz w:val="20"/>
+                <w:sz w:val="22"/>
                 <w:szCs w:val="20"/>
               </w:rPr>
               <w:t xml:space="preserve">Reading Log.  </w:t>
@@ -2562,7 +2566,7 @@
               <w:rPr>
                 <w:rFonts w:ascii="Avenir Next" w:hAnsi="Avenir Next" w:cs="Avenir Next" w:eastAsia="Avenir Next"/>
                 <w:color w:val="1A1A1A"/>
-                <w:sz w:val="20"/>
+                <w:sz w:val="22"/>
                 <w:szCs w:val="20"/>
               </w:rPr>
               <w:t xml:space="preserve">Elena read the same number of pages each day for 7 days. Her log shows 24 pages per day. Write and solve a division equation for her total pages.</w:t>
@@ -2570,7 +2574,7 @@
           </w:p>
           <w:p>
             <w:pPr>
-              <w:spacing w:before="0" w:after="0" w:line="60" w:lineRule="auto"/>
+              <w:spacing w:before="0" w:after="0" w:line="50" w:lineRule="exact"/>
             </w:pPr>
           </w:p>
           <w:tbl>
@@ -2639,25 +2643,25 @@
                 <w:rFonts w:ascii="Avenir Next" w:hAnsi="Avenir Next" w:cs="Avenir Next" w:eastAsia="Avenir Next"/>
                 <w:b/>
                 <w:color w:val="1A1A1A"/>
+                <w:sz w:val="22"/>
+                <w:szCs w:val="18"/>
+              </w:rPr>
+              <w:t xml:space="preserve">Answer</w:t>
+            </w:r>
+            <w:r>
+              <w:rPr>
+                <w:rFonts w:ascii="Avenir Next" w:hAnsi="Avenir Next" w:cs="Avenir Next" w:eastAsia="Avenir Next"/>
+                <w:color w:val="1A1A1A"/>
                 <w:sz w:val="18"/>
                 <w:szCs w:val="18"/>
               </w:rPr>
-              <w:t xml:space="preserve">Answer</w:t>
-            </w:r>
-            <w:r>
-              <w:rPr>
-                <w:rFonts w:ascii="Avenir Next" w:hAnsi="Avenir Next" w:cs="Avenir Next" w:eastAsia="Avenir Next"/>
-                <w:color w:val="1A1A1A"/>
-                <w:sz w:val="18"/>
-                <w:szCs w:val="18"/>
-              </w:rPr>
               <w:tab/>
             </w:r>
             <w:r>
               <w:rPr>
                 <w:rFonts w:ascii="Avenir Next" w:hAnsi="Avenir Next" w:cs="Avenir Next" w:eastAsia="Avenir Next"/>
                 <w:color w:val="1A1A1A"/>
-                <w:sz w:val="18"/>
+                <w:sz w:val="22"/>
                 <w:szCs w:val="18"/>
               </w:rPr>
               <w:t xml:space="preserve">  pages</w:t>
@@ -2668,12 +2672,12 @@
     </w:tbl>
     <w:p>
       <w:pPr>
-        <w:spacing w:before="0" w:after="0" w:line="20" w:lineRule="exact"/>
+        <w:spacing w:before="0" w:after="0" w:line="50" w:lineRule="exact"/>
       </w:pPr>
     </w:p>
     <w:p>
       <w:pPr>
-        <w:spacing w:before="0" w:after="0" w:line="20" w:lineRule="exact"/>
+        <w:spacing w:before="0" w:after="0" w:line="50" w:lineRule="exact"/>
       </w:pPr>
     </w:p>
     <w:tbl>
@@ -2723,18 +2727,18 @@
                 <w:rFonts w:ascii="Avenir Next" w:hAnsi="Avenir Next" w:cs="Avenir Next" w:eastAsia="Avenir Next"/>
                 <w:b/>
                 <w:color w:val="1A1A1A"/>
+                <w:sz w:val="22"/>
+                <w:szCs w:val="20"/>
+              </w:rPr>
+              <w:t xml:space="preserve">8.</w:t>
+            </w:r>
+            <w:r>
+              <w:rPr>
+                <w:rFonts w:ascii="Avenir Next" w:hAnsi="Avenir Next" w:cs="Avenir Next" w:eastAsia="Avenir Next"/>
+                <w:color w:val="1A1A1A"/>
                 <w:sz w:val="20"/>
                 <w:szCs w:val="20"/>
               </w:rPr>
-              <w:t xml:space="preserve">8.</w:t>
-            </w:r>
-            <w:r>
-              <w:rPr>
-                <w:rFonts w:ascii="Avenir Next" w:hAnsi="Avenir Next" w:cs="Avenir Next" w:eastAsia="Avenir Next"/>
-                <w:color w:val="1A1A1A"/>
-                <w:sz w:val="20"/>
-                <w:szCs w:val="20"/>
-              </w:rPr>
               <w:tab/>
             </w:r>
             <w:r>
@@ -2742,7 +2746,7 @@
                 <w:rFonts w:ascii="Avenir Next" w:hAnsi="Avenir Next" w:cs="Avenir Next" w:eastAsia="Avenir Next"/>
                 <w:b/>
                 <w:color w:val="1A1A1A"/>
-                <w:sz w:val="20"/>
+                <w:sz w:val="22"/>
                 <w:szCs w:val="20"/>
               </w:rPr>
               <w:t xml:space="preserve">Boxes of Tiles.  </w:t>
@@ -2751,7 +2755,7 @@
               <w:rPr>
                 <w:rFonts w:ascii="Avenir Next" w:hAnsi="Avenir Next" w:cs="Avenir Next" w:eastAsia="Avenir Next"/>
                 <w:color w:val="1A1A1A"/>
-                <w:sz w:val="20"/>
+                <w:sz w:val="22"/>
                 <w:szCs w:val="20"/>
               </w:rPr>
               <w:t xml:space="preserve">A warehouse packs </w:t>
@@ -2761,7 +2765,7 @@
                 <w:rFonts w:ascii="Avenir Next" w:hAnsi="Avenir Next" w:cs="Avenir Next" w:eastAsia="Avenir Next"/>
                 <w:i/>
                 <w:color w:val="1A1A1A"/>
-                <w:sz w:val="20"/>
+                <w:sz w:val="22"/>
                 <w:szCs w:val="20"/>
               </w:rPr>
               <w:t xml:space="preserve">t</w:t>
@@ -2770,7 +2774,7 @@
               <w:rPr>
                 <w:rFonts w:ascii="Avenir Next" w:hAnsi="Avenir Next" w:cs="Avenir Next" w:eastAsia="Avenir Next"/>
                 <w:color w:val="1A1A1A"/>
-                <w:sz w:val="20"/>
+                <w:sz w:val="22"/>
                 <w:szCs w:val="20"/>
               </w:rPr>
               <w:t xml:space="preserve"> tiles evenly into 14 boxes. Each box holds 45 tiles.</w:t>
@@ -2790,25 +2794,25 @@
                 <w:rFonts w:ascii="Avenir Next" w:hAnsi="Avenir Next" w:cs="Avenir Next" w:eastAsia="Avenir Next"/>
                 <w:b/>
                 <w:color w:val="003A70"/>
+                <w:sz w:val="22"/>
+                <w:szCs w:val="20"/>
+              </w:rPr>
+              <w:t xml:space="preserve">a.</w:t>
+            </w:r>
+            <w:r>
+              <w:rPr>
+                <w:rFonts w:ascii="Avenir Next" w:hAnsi="Avenir Next" w:cs="Avenir Next" w:eastAsia="Avenir Next"/>
+                <w:color w:val="1A1A1A"/>
                 <w:sz w:val="20"/>
                 <w:szCs w:val="20"/>
               </w:rPr>
-              <w:t xml:space="preserve">a.</w:t>
-            </w:r>
-            <w:r>
-              <w:rPr>
-                <w:rFonts w:ascii="Avenir Next" w:hAnsi="Avenir Next" w:cs="Avenir Next" w:eastAsia="Avenir Next"/>
-                <w:color w:val="1A1A1A"/>
-                <w:sz w:val="20"/>
-                <w:szCs w:val="20"/>
-              </w:rPr>
               <w:tab/>
             </w:r>
             <w:r>
               <w:rPr>
                 <w:rFonts w:ascii="Avenir Next" w:hAnsi="Avenir Next" w:cs="Avenir Next" w:eastAsia="Avenir Next"/>
                 <w:color w:val="1A1A1A"/>
-                <w:sz w:val="20"/>
+                <w:sz w:val="22"/>
                 <w:szCs w:val="20"/>
               </w:rPr>
               <w:t xml:space="preserve">Write and solve an equation for the total tiles.</w:t>
@@ -2847,25 +2851,25 @@
                 <w:rFonts w:ascii="Avenir Next" w:hAnsi="Avenir Next" w:cs="Avenir Next" w:eastAsia="Avenir Next"/>
                 <w:b/>
                 <w:color w:val="003A70"/>
+                <w:sz w:val="22"/>
+                <w:szCs w:val="20"/>
+              </w:rPr>
+              <w:t xml:space="preserve">b.</w:t>
+            </w:r>
+            <w:r>
+              <w:rPr>
+                <w:rFonts w:ascii="Avenir Next" w:hAnsi="Avenir Next" w:cs="Avenir Next" w:eastAsia="Avenir Next"/>
+                <w:color w:val="1A1A1A"/>
                 <w:sz w:val="20"/>
                 <w:szCs w:val="20"/>
               </w:rPr>
-              <w:t xml:space="preserve">b.</w:t>
-            </w:r>
-            <w:r>
-              <w:rPr>
-                <w:rFonts w:ascii="Avenir Next" w:hAnsi="Avenir Next" w:cs="Avenir Next" w:eastAsia="Avenir Next"/>
-                <w:color w:val="1A1A1A"/>
-                <w:sz w:val="20"/>
-                <w:szCs w:val="20"/>
-              </w:rPr>
               <w:tab/>
             </w:r>
             <w:r>
               <w:rPr>
                 <w:rFonts w:ascii="Avenir Next" w:hAnsi="Avenir Next" w:cs="Avenir Next" w:eastAsia="Avenir Next"/>
                 <w:color w:val="1A1A1A"/>
-                <w:sz w:val="20"/>
+                <w:sz w:val="22"/>
                 <w:szCs w:val="20"/>
               </w:rPr>
               <w:t xml:space="preserve">Four more boxes of the same size arrive. Find the new total.</w:t>
@@ -2904,25 +2908,25 @@
                 <w:rFonts w:ascii="Avenir Next" w:hAnsi="Avenir Next" w:cs="Avenir Next" w:eastAsia="Avenir Next"/>
                 <w:b/>
                 <w:color w:val="003A70"/>
+                <w:sz w:val="22"/>
+                <w:szCs w:val="20"/>
+              </w:rPr>
+              <w:t xml:space="preserve">c.</w:t>
+            </w:r>
+            <w:r>
+              <w:rPr>
+                <w:rFonts w:ascii="Avenir Next" w:hAnsi="Avenir Next" w:cs="Avenir Next" w:eastAsia="Avenir Next"/>
+                <w:color w:val="1A1A1A"/>
                 <w:sz w:val="20"/>
                 <w:szCs w:val="20"/>
               </w:rPr>
-              <w:t xml:space="preserve">c.</w:t>
-            </w:r>
-            <w:r>
-              <w:rPr>
-                <w:rFonts w:ascii="Avenir Next" w:hAnsi="Avenir Next" w:cs="Avenir Next" w:eastAsia="Avenir Next"/>
-                <w:color w:val="1A1A1A"/>
-                <w:sz w:val="20"/>
-                <w:szCs w:val="20"/>
-              </w:rPr>
               <w:tab/>
             </w:r>
             <w:r>
               <w:rPr>
                 <w:rFonts w:ascii="Avenir Next" w:hAnsi="Avenir Next" w:cs="Avenir Next" w:eastAsia="Avenir Next"/>
                 <w:color w:val="1A1A1A"/>
-                <w:sz w:val="20"/>
+                <w:sz w:val="22"/>
                 <w:szCs w:val="20"/>
               </w:rPr>
               <w:t xml:space="preserve">How can you check part a?</w:t>
@@ -2952,11 +2956,12 @@
     </w:tbl>
     <w:p>
       <w:pPr>
-        <w:spacing w:before="0" w:after="0" w:line="20" w:lineRule="exact"/>
+        <w:spacing w:before="0" w:after="0" w:line="50" w:lineRule="exact"/>
       </w:pPr>
     </w:p>
     <w:p>
       <w:pPr>
+        <w:pStyle w:val="Heading2"/>
         <w:keepNext/>
         <w:pBdr>
           <w:bottom w:val="single" w:sz="8" w:space="3" w:color="003A70"/>
@@ -2972,7 +2977,7 @@
           <w:b/>
           <w:color w:val="003A70"/>
           <w:spacing w:val="14"/>
-          <w:sz w:val="19"/>
+          <w:sz w:val="22"/>
           <w:szCs w:val="19"/>
         </w:rPr>
         <w:t xml:space="preserve">FIND THE ERROR</w:t>
@@ -2991,7 +2996,7 @@
           <w:rFonts w:ascii="Avenir Next" w:hAnsi="Avenir Next" w:cs="Avenir Next" w:eastAsia="Avenir Next"/>
           <w:i/>
           <w:color w:val="5A5F66"/>
-          <w:sz w:val="17"/>
+          <w:sz w:val="22"/>
           <w:szCs w:val="17"/>
         </w:rPr>
         <w:t xml:space="preserve">explain the mistake, then fix it</w:t>
@@ -2999,7 +3004,7 @@
     </w:p>
     <w:p>
       <w:pPr>
-        <w:spacing w:before="0" w:after="0" w:line="20" w:lineRule="exact"/>
+        <w:spacing w:before="0" w:after="0" w:line="50" w:lineRule="exact"/>
       </w:pPr>
     </w:p>
     <w:tbl>
@@ -3049,18 +3054,18 @@
                 <w:rFonts w:ascii="Avenir Next" w:hAnsi="Avenir Next" w:cs="Avenir Next" w:eastAsia="Avenir Next"/>
                 <w:b/>
                 <w:color w:val="1A1A1A"/>
+                <w:sz w:val="22"/>
+                <w:szCs w:val="20"/>
+              </w:rPr>
+              <w:t xml:space="preserve">9.</w:t>
+            </w:r>
+            <w:r>
+              <w:rPr>
+                <w:rFonts w:ascii="Avenir Next" w:hAnsi="Avenir Next" w:cs="Avenir Next" w:eastAsia="Avenir Next"/>
+                <w:color w:val="1A1A1A"/>
                 <w:sz w:val="20"/>
                 <w:szCs w:val="20"/>
               </w:rPr>
-              <w:t xml:space="preserve">9.</w:t>
-            </w:r>
-            <w:r>
-              <w:rPr>
-                <w:rFonts w:ascii="Avenir Next" w:hAnsi="Avenir Next" w:cs="Avenir Next" w:eastAsia="Avenir Next"/>
-                <w:color w:val="1A1A1A"/>
-                <w:sz w:val="20"/>
-                <w:szCs w:val="20"/>
-              </w:rPr>
               <w:tab/>
             </w:r>
             <w:r>
@@ -3068,7 +3073,7 @@
                 <w:rFonts w:ascii="Avenir Next" w:hAnsi="Avenir Next" w:cs="Avenir Next" w:eastAsia="Avenir Next"/>
                 <w:b/>
                 <w:color w:val="1A1A1A"/>
-                <w:sz w:val="20"/>
+                <w:sz w:val="22"/>
                 <w:szCs w:val="20"/>
               </w:rPr>
               <w:t xml:space="preserve">Tomás’s Work.  </w:t>
@@ -3077,7 +3082,7 @@
               <w:rPr>
                 <w:rFonts w:ascii="Avenir Next" w:hAnsi="Avenir Next" w:cs="Avenir Next" w:eastAsia="Avenir Next"/>
                 <w:color w:val="1A1A1A"/>
-                <w:sz w:val="20"/>
+                <w:sz w:val="22"/>
                 <w:szCs w:val="20"/>
               </w:rPr>
               <w:t xml:space="preserve">To solve </w:t>
@@ -3087,7 +3092,7 @@
                 <w:rFonts w:ascii="Avenir Next" w:hAnsi="Avenir Next" w:cs="Avenir Next" w:eastAsia="Avenir Next"/>
                 <w:i/>
                 <w:color w:val="1A1A1A"/>
-                <w:sz w:val="20"/>
+                <w:sz w:val="22"/>
                 <w:szCs w:val="20"/>
               </w:rPr>
               <w:t xml:space="preserve">h</w:t>
@@ -3096,7 +3101,7 @@
               <w:rPr>
                 <w:rFonts w:ascii="Avenir Next" w:hAnsi="Avenir Next" w:cs="Avenir Next" w:eastAsia="Avenir Next"/>
                 <w:color w:val="1A1A1A"/>
-                <w:sz w:val="20"/>
+                <w:sz w:val="22"/>
                 <w:szCs w:val="20"/>
               </w:rPr>
               <w:t xml:space="preserve"> ÷ 5 = 20, Tomás divided both sides by 5. He wrote </w:t>
@@ -3106,7 +3111,7 @@
                 <w:rFonts w:ascii="Avenir Next" w:hAnsi="Avenir Next" w:cs="Avenir Next" w:eastAsia="Avenir Next"/>
                 <w:i/>
                 <w:color w:val="1A1A1A"/>
-                <w:sz w:val="20"/>
+                <w:sz w:val="22"/>
                 <w:szCs w:val="20"/>
               </w:rPr>
               <w:t xml:space="preserve">h</w:t>
@@ -3115,7 +3120,7 @@
               <w:rPr>
                 <w:rFonts w:ascii="Avenir Next" w:hAnsi="Avenir Next" w:cs="Avenir Next" w:eastAsia="Avenir Next"/>
                 <w:color w:val="1A1A1A"/>
-                <w:sz w:val="20"/>
+                <w:sz w:val="22"/>
                 <w:szCs w:val="20"/>
               </w:rPr>
               <w:t xml:space="preserve"> = 4. Explain his mistake. Then solve correctly.</w:t>
@@ -3161,7 +3166,7 @@
                 </w:tcPr>
                 <w:p>
                   <w:pPr>
-                    <w:spacing w:before="0" w:after="0" w:line="240" w:lineRule="auto"/>
+                    <w:spacing w:before="0" w:after="0" w:line="50" w:lineRule="exact"/>
                   </w:pPr>
                 </w:p>
               </w:tc>
@@ -3181,7 +3186,7 @@
                 </w:tcPr>
                 <w:p>
                   <w:pPr>
-                    <w:spacing w:before="0" w:after="0" w:line="240" w:lineRule="auto"/>
+                    <w:spacing w:before="0" w:after="0" w:line="50" w:lineRule="exact"/>
                   </w:pPr>
                 </w:p>
               </w:tc>
@@ -3201,7 +3206,7 @@
                 </w:tcPr>
                 <w:p>
                   <w:pPr>
-                    <w:spacing w:before="0" w:after="0" w:line="240" w:lineRule="auto"/>
+                    <w:spacing w:before="0" w:after="0" w:line="50" w:lineRule="exact"/>
                   </w:pPr>
                 </w:p>
               </w:tc>
@@ -3209,7 +3214,7 @@
           </w:tbl>
           <w:p>
             <w:pPr>
-              <w:spacing w:before="0" w:after="0" w:line="24" w:lineRule="auto"/>
+              <w:spacing w:before="0" w:after="0" w:line="50" w:lineRule="exact"/>
             </w:pPr>
           </w:p>
         </w:tc>
@@ -3217,11 +3222,12 @@
     </w:tbl>
     <w:p>
       <w:pPr>
-        <w:spacing w:before="0" w:after="0" w:line="20" w:lineRule="exact"/>
+        <w:spacing w:before="0" w:after="0" w:line="50" w:lineRule="exact"/>
       </w:pPr>
     </w:p>
     <w:p>
       <w:pPr>
+        <w:pStyle w:val="Heading2"/>
         <w:keepNext/>
         <w:pBdr>
           <w:bottom w:val="single" w:sz="8" w:space="3" w:color="003A70"/>
@@ -3237,7 +3243,7 @@
           <w:b/>
           <w:color w:val="003A70"/>
           <w:spacing w:val="14"/>
-          <w:sz w:val="19"/>
+          <w:sz w:val="22"/>
           <w:szCs w:val="19"/>
         </w:rPr>
         <w:t xml:space="preserve">TEST PRACTICE</w:t>
@@ -3256,7 +3262,7 @@
           <w:rFonts w:ascii="Avenir Next" w:hAnsi="Avenir Next" w:cs="Avenir Next" w:eastAsia="Avenir Next"/>
           <w:i/>
           <w:color w:val="5A5F66"/>
-          <w:sz w:val="17"/>
+          <w:sz w:val="22"/>
           <w:szCs w:val="17"/>
         </w:rPr>
         <w:t xml:space="preserve">choose the best answer</w:t>
@@ -3264,7 +3270,7 @@
     </w:p>
     <w:p>
       <w:pPr>
-        <w:spacing w:before="0" w:after="0" w:line="20" w:lineRule="exact"/>
+        <w:spacing w:before="0" w:after="0" w:line="50" w:lineRule="exact"/>
       </w:pPr>
     </w:p>
     <w:tbl>
@@ -3314,25 +3320,25 @@
                 <w:rFonts w:ascii="Avenir Next" w:hAnsi="Avenir Next" w:cs="Avenir Next" w:eastAsia="Avenir Next"/>
                 <w:b/>
                 <w:color w:val="1A1A1A"/>
+                <w:sz w:val="22"/>
+                <w:szCs w:val="20"/>
+              </w:rPr>
+              <w:t xml:space="preserve">10.</w:t>
+            </w:r>
+            <w:r>
+              <w:rPr>
+                <w:rFonts w:ascii="Avenir Next" w:hAnsi="Avenir Next" w:cs="Avenir Next" w:eastAsia="Avenir Next"/>
+                <w:color w:val="1A1A1A"/>
                 <w:sz w:val="20"/>
                 <w:szCs w:val="20"/>
               </w:rPr>
-              <w:t xml:space="preserve">10.</w:t>
-            </w:r>
-            <w:r>
-              <w:rPr>
-                <w:rFonts w:ascii="Avenir Next" w:hAnsi="Avenir Next" w:cs="Avenir Next" w:eastAsia="Avenir Next"/>
-                <w:color w:val="1A1A1A"/>
-                <w:sz w:val="20"/>
-                <w:szCs w:val="20"/>
-              </w:rPr>
               <w:tab/>
             </w:r>
             <w:r>
               <w:rPr>
                 <w:rFonts w:ascii="Avenir Next" w:hAnsi="Avenir Next" w:cs="Avenir Next" w:eastAsia="Avenir Next"/>
                 <w:color w:val="1A1A1A"/>
-                <w:sz w:val="20"/>
+                <w:sz w:val="22"/>
                 <w:szCs w:val="20"/>
               </w:rPr>
               <w:t xml:space="preserve">Solve </w:t>
@@ -3342,7 +3348,7 @@
                 <w:rFonts w:ascii="Avenir Next" w:hAnsi="Avenir Next" w:cs="Avenir Next" w:eastAsia="Avenir Next"/>
                 <w:i/>
                 <w:color w:val="1A1A1A"/>
-                <w:sz w:val="20"/>
+                <w:sz w:val="22"/>
                 <w:szCs w:val="20"/>
               </w:rPr>
               <w:t xml:space="preserve">x</w:t>
@@ -3351,7 +3357,7 @@
               <w:rPr>
                 <w:rFonts w:ascii="Avenir Next" w:hAnsi="Avenir Next" w:cs="Avenir Next" w:eastAsia="Avenir Next"/>
                 <w:color w:val="1A1A1A"/>
-                <w:sz w:val="20"/>
+                <w:sz w:val="22"/>
                 <w:szCs w:val="20"/>
               </w:rPr>
               <w:t xml:space="preserve"> ÷ 5 = 11.</w:t>
@@ -3407,7 +3413,7 @@
                       <w:rFonts w:ascii="Avenir Next" w:hAnsi="Avenir Next" w:cs="Avenir Next" w:eastAsia="Avenir Next"/>
                       <w:b/>
                       <w:color w:val="003A70"/>
-                      <w:sz w:val="19"/>
+                      <w:sz w:val="22"/>
                       <w:szCs w:val="19"/>
                     </w:rPr>
                     <w:t xml:space="preserve">A</w:t>
@@ -3426,7 +3432,7 @@
                       <w:rFonts w:ascii="Avenir Next" w:hAnsi="Avenir Next" w:cs="Avenir Next" w:eastAsia="Avenir Next"/>
                       <w:i/>
                       <w:color w:val="1A1A1A"/>
-                      <w:sz w:val="19"/>
+                      <w:sz w:val="22"/>
                       <w:szCs w:val="19"/>
                     </w:rPr>
                     <w:t xml:space="preserve">x</w:t>
@@ -3435,7 +3441,7 @@
                     <w:rPr>
                       <w:rFonts w:ascii="Avenir Next" w:hAnsi="Avenir Next" w:cs="Avenir Next" w:eastAsia="Avenir Next"/>
                       <w:color w:val="1A1A1A"/>
-                      <w:sz w:val="19"/>
+                      <w:sz w:val="22"/>
                       <w:szCs w:val="19"/>
                     </w:rPr>
                     <w:t xml:space="preserve"> = 55</w:t>
@@ -3460,7 +3466,7 @@
                       <w:rFonts w:ascii="Avenir Next" w:hAnsi="Avenir Next" w:cs="Avenir Next" w:eastAsia="Avenir Next"/>
                       <w:b/>
                       <w:color w:val="003A70"/>
-                      <w:sz w:val="19"/>
+                      <w:sz w:val="22"/>
                       <w:szCs w:val="19"/>
                     </w:rPr>
                     <w:t xml:space="preserve">B</w:t>
@@ -3479,7 +3485,7 @@
                       <w:rFonts w:ascii="Avenir Next" w:hAnsi="Avenir Next" w:cs="Avenir Next" w:eastAsia="Avenir Next"/>
                       <w:i/>
                       <w:color w:val="1A1A1A"/>
-                      <w:sz w:val="19"/>
+                      <w:sz w:val="22"/>
                       <w:szCs w:val="19"/>
                     </w:rPr>
                     <w:t xml:space="preserve">x</w:t>
@@ -3488,7 +3494,7 @@
                     <w:rPr>
                       <w:rFonts w:ascii="Avenir Next" w:hAnsi="Avenir Next" w:cs="Avenir Next" w:eastAsia="Avenir Next"/>
                       <w:color w:val="1A1A1A"/>
-                      <w:sz w:val="19"/>
+                      <w:sz w:val="22"/>
                       <w:szCs w:val="19"/>
                     </w:rPr>
                     <w:t xml:space="preserve"> = 2.2</w:t>
@@ -3513,7 +3519,7 @@
                       <w:rFonts w:ascii="Avenir Next" w:hAnsi="Avenir Next" w:cs="Avenir Next" w:eastAsia="Avenir Next"/>
                       <w:b/>
                       <w:color w:val="003A70"/>
-                      <w:sz w:val="19"/>
+                      <w:sz w:val="22"/>
                       <w:szCs w:val="19"/>
                     </w:rPr>
                     <w:t xml:space="preserve">C</w:t>
@@ -3532,7 +3538,7 @@
                       <w:rFonts w:ascii="Avenir Next" w:hAnsi="Avenir Next" w:cs="Avenir Next" w:eastAsia="Avenir Next"/>
                       <w:i/>
                       <w:color w:val="1A1A1A"/>
-                      <w:sz w:val="19"/>
+                      <w:sz w:val="22"/>
                       <w:szCs w:val="19"/>
                     </w:rPr>
                     <w:t xml:space="preserve">x</w:t>
@@ -3541,7 +3547,7 @@
                     <w:rPr>
                       <w:rFonts w:ascii="Avenir Next" w:hAnsi="Avenir Next" w:cs="Avenir Next" w:eastAsia="Avenir Next"/>
                       <w:color w:val="1A1A1A"/>
-                      <w:sz w:val="19"/>
+                      <w:sz w:val="22"/>
                       <w:szCs w:val="19"/>
                     </w:rPr>
                     <w:t xml:space="preserve"> = 16</w:t>
@@ -3566,7 +3572,7 @@
                       <w:rFonts w:ascii="Avenir Next" w:hAnsi="Avenir Next" w:cs="Avenir Next" w:eastAsia="Avenir Next"/>
                       <w:b/>
                       <w:color w:val="003A70"/>
-                      <w:sz w:val="19"/>
+                      <w:sz w:val="22"/>
                       <w:szCs w:val="19"/>
                     </w:rPr>
                     <w:t xml:space="preserve">D</w:t>
@@ -3585,7 +3591,7 @@
                       <w:rFonts w:ascii="Avenir Next" w:hAnsi="Avenir Next" w:cs="Avenir Next" w:eastAsia="Avenir Next"/>
                       <w:i/>
                       <w:color w:val="1A1A1A"/>
-                      <w:sz w:val="19"/>
+                      <w:sz w:val="22"/>
                       <w:szCs w:val="19"/>
                     </w:rPr>
                     <w:t xml:space="preserve">x</w:t>
@@ -3594,7 +3600,7 @@
                     <w:rPr>
                       <w:rFonts w:ascii="Avenir Next" w:hAnsi="Avenir Next" w:cs="Avenir Next" w:eastAsia="Avenir Next"/>
                       <w:color w:val="1A1A1A"/>
-                      <w:sz w:val="19"/>
+                      <w:sz w:val="22"/>
                       <w:szCs w:val="19"/>
                     </w:rPr>
                     <w:t xml:space="preserve"> = 6</w:t>
@@ -3605,7 +3611,7 @@
           </w:tbl>
           <w:p>
             <w:pPr>
-              <w:spacing w:before="0" w:after="0" w:line="24" w:lineRule="auto"/>
+              <w:spacing w:before="0" w:after="0" w:line="50" w:lineRule="exact"/>
             </w:pPr>
           </w:p>
         </w:tc>
@@ -3613,12 +3619,12 @@
     </w:tbl>
     <w:p>
       <w:pPr>
-        <w:spacing w:before="0" w:after="0" w:line="20" w:lineRule="exact"/>
+        <w:spacing w:before="0" w:after="0" w:line="50" w:lineRule="exact"/>
       </w:pPr>
     </w:p>
     <w:p>
       <w:pPr>
-        <w:spacing w:before="0" w:after="0" w:line="20" w:lineRule="exact"/>
+        <w:spacing w:before="0" w:after="0" w:line="50" w:lineRule="exact"/>
       </w:pPr>
     </w:p>
     <w:tbl>
@@ -3668,25 +3674,25 @@
                 <w:rFonts w:ascii="Avenir Next" w:hAnsi="Avenir Next" w:cs="Avenir Next" w:eastAsia="Avenir Next"/>
                 <w:b/>
                 <w:color w:val="1A1A1A"/>
+                <w:sz w:val="22"/>
+                <w:szCs w:val="20"/>
+              </w:rPr>
+              <w:t xml:space="preserve">11.</w:t>
+            </w:r>
+            <w:r>
+              <w:rPr>
+                <w:rFonts w:ascii="Avenir Next" w:hAnsi="Avenir Next" w:cs="Avenir Next" w:eastAsia="Avenir Next"/>
+                <w:color w:val="1A1A1A"/>
                 <w:sz w:val="20"/>
                 <w:szCs w:val="20"/>
               </w:rPr>
-              <w:t xml:space="preserve">11.</w:t>
-            </w:r>
-            <w:r>
-              <w:rPr>
-                <w:rFonts w:ascii="Avenir Next" w:hAnsi="Avenir Next" w:cs="Avenir Next" w:eastAsia="Avenir Next"/>
-                <w:color w:val="1A1A1A"/>
-                <w:sz w:val="20"/>
-                <w:szCs w:val="20"/>
-              </w:rPr>
               <w:tab/>
             </w:r>
             <w:r>
               <w:rPr>
                 <w:rFonts w:ascii="Avenir Next" w:hAnsi="Avenir Next" w:cs="Avenir Next" w:eastAsia="Avenir Next"/>
                 <w:color w:val="1A1A1A"/>
-                <w:sz w:val="20"/>
+                <w:sz w:val="22"/>
                 <w:szCs w:val="20"/>
               </w:rPr>
               <w:t xml:space="preserve">In </w:t>
@@ -3696,7 +3702,7 @@
                 <w:rFonts w:ascii="Avenir Next" w:hAnsi="Avenir Next" w:cs="Avenir Next" w:eastAsia="Avenir Next"/>
                 <w:i/>
                 <w:color w:val="1A1A1A"/>
-                <w:sz w:val="20"/>
+                <w:sz w:val="22"/>
                 <w:szCs w:val="20"/>
               </w:rPr>
               <w:t xml:space="preserve">y</w:t>
@@ -3705,7 +3711,7 @@
               <w:rPr>
                 <w:rFonts w:ascii="Avenir Next" w:hAnsi="Avenir Next" w:cs="Avenir Next" w:eastAsia="Avenir Next"/>
                 <w:color w:val="1A1A1A"/>
-                <w:sz w:val="20"/>
+                <w:sz w:val="22"/>
                 <w:szCs w:val="20"/>
               </w:rPr>
               <w:t xml:space="preserve"> ÷ 3 = 20, the value of </w:t>
@@ -3715,7 +3721,7 @@
                 <w:rFonts w:ascii="Avenir Next" w:hAnsi="Avenir Next" w:cs="Avenir Next" w:eastAsia="Avenir Next"/>
                 <w:i/>
                 <w:color w:val="1A1A1A"/>
-                <w:sz w:val="20"/>
+                <w:sz w:val="22"/>
                 <w:szCs w:val="20"/>
               </w:rPr>
               <w:t xml:space="preserve">y</w:t>
@@ -3724,7 +3730,7 @@
               <w:rPr>
                 <w:rFonts w:ascii="Avenir Next" w:hAnsi="Avenir Next" w:cs="Avenir Next" w:eastAsia="Avenir Next"/>
                 <w:color w:val="1A1A1A"/>
-                <w:sz w:val="20"/>
+                <w:sz w:val="22"/>
                 <w:szCs w:val="20"/>
               </w:rPr>
               <w:t xml:space="preserve"> must be —</w:t>
@@ -3780,7 +3786,7 @@
                       <w:rFonts w:ascii="Avenir Next" w:hAnsi="Avenir Next" w:cs="Avenir Next" w:eastAsia="Avenir Next"/>
                       <w:b/>
                       <w:color w:val="003A70"/>
-                      <w:sz w:val="19"/>
+                      <w:sz w:val="22"/>
                       <w:szCs w:val="19"/>
                     </w:rPr>
                     <w:t xml:space="preserve">A</w:t>
@@ -3798,7 +3804,7 @@
                     <w:rPr>
                       <w:rFonts w:ascii="Avenir Next" w:hAnsi="Avenir Next" w:cs="Avenir Next" w:eastAsia="Avenir Next"/>
                       <w:color w:val="1A1A1A"/>
-                      <w:sz w:val="19"/>
+                      <w:sz w:val="22"/>
                       <w:szCs w:val="19"/>
                     </w:rPr>
                     <w:t xml:space="preserve">less than 20</w:t>
@@ -3823,7 +3829,7 @@
                       <w:rFonts w:ascii="Avenir Next" w:hAnsi="Avenir Next" w:cs="Avenir Next" w:eastAsia="Avenir Next"/>
                       <w:b/>
                       <w:color w:val="003A70"/>
-                      <w:sz w:val="19"/>
+                      <w:sz w:val="22"/>
                       <w:szCs w:val="19"/>
                     </w:rPr>
                     <w:t xml:space="preserve">B</w:t>
@@ -3841,7 +3847,7 @@
                     <w:rPr>
                       <w:rFonts w:ascii="Avenir Next" w:hAnsi="Avenir Next" w:cs="Avenir Next" w:eastAsia="Avenir Next"/>
                       <w:color w:val="1A1A1A"/>
-                      <w:sz w:val="19"/>
+                      <w:sz w:val="22"/>
                       <w:szCs w:val="19"/>
                     </w:rPr>
                     <w:t xml:space="preserve">equal to 20</w:t>
@@ -3866,7 +3872,7 @@
                       <w:rFonts w:ascii="Avenir Next" w:hAnsi="Avenir Next" w:cs="Avenir Next" w:eastAsia="Avenir Next"/>
                       <w:b/>
                       <w:color w:val="003A70"/>
-                      <w:sz w:val="19"/>
+                      <w:sz w:val="22"/>
                       <w:szCs w:val="19"/>
                     </w:rPr>
                     <w:t xml:space="preserve">C</w:t>
@@ -3884,7 +3890,7 @@
                     <w:rPr>
                       <w:rFonts w:ascii="Avenir Next" w:hAnsi="Avenir Next" w:cs="Avenir Next" w:eastAsia="Avenir Next"/>
                       <w:color w:val="1A1A1A"/>
-                      <w:sz w:val="19"/>
+                      <w:sz w:val="22"/>
                       <w:szCs w:val="19"/>
                     </w:rPr>
                     <w:t xml:space="preserve">greater than 20</w:t>
@@ -3909,7 +3915,7 @@
                       <w:rFonts w:ascii="Avenir Next" w:hAnsi="Avenir Next" w:cs="Avenir Next" w:eastAsia="Avenir Next"/>
                       <w:b/>
                       <w:color w:val="003A70"/>
-                      <w:sz w:val="19"/>
+                      <w:sz w:val="22"/>
                       <w:szCs w:val="19"/>
                     </w:rPr>
                     <w:t xml:space="preserve">D</w:t>
@@ -3927,7 +3933,7 @@
                     <w:rPr>
                       <w:rFonts w:ascii="Avenir Next" w:hAnsi="Avenir Next" w:cs="Avenir Next" w:eastAsia="Avenir Next"/>
                       <w:color w:val="1A1A1A"/>
-                      <w:sz w:val="19"/>
+                      <w:sz w:val="22"/>
                       <w:szCs w:val="19"/>
                     </w:rPr>
                     <w:t xml:space="preserve">equal to 3</w:t>
@@ -3938,7 +3944,7 @@
           </w:tbl>
           <w:p>
             <w:pPr>
-              <w:spacing w:before="0" w:after="0" w:line="24" w:lineRule="auto"/>
+              <w:spacing w:before="0" w:after="0" w:line="50" w:lineRule="exact"/>
             </w:pPr>
           </w:p>
         </w:tc>
@@ -3946,11 +3952,12 @@
     </w:tbl>
     <w:p>
       <w:pPr>
-        <w:spacing w:before="0" w:after="0" w:line="20" w:lineRule="exact"/>
+        <w:spacing w:before="0" w:after="0" w:line="50" w:lineRule="exact"/>
       </w:pPr>
     </w:p>
     <w:p>
       <w:pPr>
+        <w:pStyle w:val="Heading2"/>
         <w:keepNext/>
         <w:pBdr>
           <w:bottom w:val="single" w:sz="8" w:space="3" w:color="003A70"/>
@@ -3966,7 +3973,7 @@
           <w:b/>
           <w:color w:val="003A70"/>
           <w:spacing w:val="14"/>
-          <w:sz w:val="19"/>
+          <w:sz w:val="22"/>
           <w:szCs w:val="19"/>
         </w:rPr>
         <w:t xml:space="preserve">SELF-CHECK CODE</w:t>
@@ -3985,7 +3992,7 @@
           <w:rFonts w:ascii="Avenir Next" w:hAnsi="Avenir Next" w:cs="Avenir Next" w:eastAsia="Avenir Next"/>
           <w:i/>
           <w:color w:val="5A5F66"/>
-          <w:sz w:val="17"/>
+          <w:sz w:val="22"/>
           <w:szCs w:val="17"/>
         </w:rPr>
         <w:t xml:space="preserve">find your answer · copy its letter into that problem’s box · spell a math word</w:t>
@@ -4044,7 +4051,7 @@
                 <w:rFonts w:ascii="Avenir Next" w:hAnsi="Avenir Next" w:cs="Avenir Next" w:eastAsia="Avenir Next"/>
                 <w:b/>
                 <w:color w:val="1A1A1A"/>
-                <w:sz w:val="18"/>
+                <w:sz w:val="22"/>
                 <w:szCs w:val="18"/>
               </w:rPr>
               <w:t xml:space="preserve">$94</w:t>
@@ -4060,7 +4067,7 @@
                 <w:rFonts w:ascii="Avenir Next" w:hAnsi="Avenir Next" w:cs="Avenir Next" w:eastAsia="Avenir Next"/>
                 <w:b/>
                 <w:color w:val="003A70"/>
-                <w:sz w:val="18"/>
+                <w:sz w:val="22"/>
                 <w:szCs w:val="18"/>
               </w:rPr>
               <w:t xml:space="preserve">I</w:t>
@@ -4083,7 +4090,7 @@
                 <w:rFonts w:ascii="Avenir Next" w:hAnsi="Avenir Next" w:cs="Avenir Next" w:eastAsia="Avenir Next"/>
                 <w:b/>
                 <w:color w:val="1A1A1A"/>
-                <w:sz w:val="18"/>
+                <w:sz w:val="22"/>
                 <w:szCs w:val="18"/>
               </w:rPr>
               <w:t xml:space="preserve">168</w:t>
@@ -4099,7 +4106,7 @@
                 <w:rFonts w:ascii="Avenir Next" w:hAnsi="Avenir Next" w:cs="Avenir Next" w:eastAsia="Avenir Next"/>
                 <w:b/>
                 <w:color w:val="003A70"/>
-                <w:sz w:val="18"/>
+                <w:sz w:val="22"/>
                 <w:szCs w:val="18"/>
               </w:rPr>
               <w:t xml:space="preserve">O</w:t>
@@ -4122,7 +4129,7 @@
                 <w:rFonts w:ascii="Avenir Next" w:hAnsi="Avenir Next" w:cs="Avenir Next" w:eastAsia="Avenir Next"/>
                 <w:b/>
                 <w:color w:val="1A1A1A"/>
-                <w:sz w:val="18"/>
+                <w:sz w:val="22"/>
                 <w:szCs w:val="18"/>
               </w:rPr>
               <w:t xml:space="preserve">630</w:t>
@@ -4138,7 +4145,7 @@
                 <w:rFonts w:ascii="Avenir Next" w:hAnsi="Avenir Next" w:cs="Avenir Next" w:eastAsia="Avenir Next"/>
                 <w:b/>
                 <w:color w:val="003A70"/>
-                <w:sz w:val="18"/>
+                <w:sz w:val="22"/>
                 <w:szCs w:val="18"/>
               </w:rPr>
               <w:t xml:space="preserve">R</w:t>
@@ -4161,7 +4168,7 @@
                 <w:rFonts w:ascii="Avenir Next" w:hAnsi="Avenir Next" w:cs="Avenir Next" w:eastAsia="Avenir Next"/>
                 <w:b/>
                 <w:color w:val="1A1A1A"/>
-                <w:sz w:val="18"/>
+                <w:sz w:val="22"/>
                 <w:szCs w:val="18"/>
               </w:rPr>
               <w:t xml:space="preserve">144</w:t>
@@ -4177,7 +4184,7 @@
                 <w:rFonts w:ascii="Avenir Next" w:hAnsi="Avenir Next" w:cs="Avenir Next" w:eastAsia="Avenir Next"/>
                 <w:b/>
                 <w:color w:val="003A70"/>
-                <w:sz w:val="18"/>
+                <w:sz w:val="22"/>
                 <w:szCs w:val="18"/>
               </w:rPr>
               <w:t xml:space="preserve">V</w:t>
@@ -4200,7 +4207,7 @@
                 <w:rFonts w:ascii="Avenir Next" w:hAnsi="Avenir Next" w:cs="Avenir Next" w:eastAsia="Avenir Next"/>
                 <w:b/>
                 <w:color w:val="1A1A1A"/>
-                <w:sz w:val="18"/>
+                <w:sz w:val="22"/>
                 <w:szCs w:val="18"/>
               </w:rPr>
               <w:t xml:space="preserve">60</w:t>
@@ -4216,7 +4223,7 @@
                 <w:rFonts w:ascii="Avenir Next" w:hAnsi="Avenir Next" w:cs="Avenir Next" w:eastAsia="Avenir Next"/>
                 <w:b/>
                 <w:color w:val="003A70"/>
-                <w:sz w:val="18"/>
+                <w:sz w:val="22"/>
                 <w:szCs w:val="18"/>
               </w:rPr>
               <w:t xml:space="preserve">D</w:t>
@@ -4239,7 +4246,7 @@
                 <w:rFonts w:ascii="Avenir Next" w:hAnsi="Avenir Next" w:cs="Avenir Next" w:eastAsia="Avenir Next"/>
                 <w:b/>
                 <w:color w:val="1A1A1A"/>
-                <w:sz w:val="18"/>
+                <w:sz w:val="22"/>
                 <w:szCs w:val="18"/>
               </w:rPr>
               <w:t xml:space="preserve">210</w:t>
@@ -4255,7 +4262,7 @@
                 <w:rFonts w:ascii="Avenir Next" w:hAnsi="Avenir Next" w:cs="Avenir Next" w:eastAsia="Avenir Next"/>
                 <w:b/>
                 <w:color w:val="003A70"/>
-                <w:sz w:val="18"/>
+                <w:sz w:val="22"/>
                 <w:szCs w:val="18"/>
               </w:rPr>
               <w:t xml:space="preserve">I</w:t>
@@ -4278,7 +4285,7 @@
                 <w:rFonts w:ascii="Avenir Next" w:hAnsi="Avenir Next" w:cs="Avenir Next" w:eastAsia="Avenir Next"/>
                 <w:b/>
                 <w:color w:val="1A1A1A"/>
-                <w:sz w:val="18"/>
+                <w:sz w:val="22"/>
                 <w:szCs w:val="18"/>
               </w:rPr>
               <w:t xml:space="preserve">192</w:t>
@@ -4294,7 +4301,7 @@
                 <w:rFonts w:ascii="Avenir Next" w:hAnsi="Avenir Next" w:cs="Avenir Next" w:eastAsia="Avenir Next"/>
                 <w:b/>
                 <w:color w:val="003A70"/>
-                <w:sz w:val="18"/>
+                <w:sz w:val="22"/>
                 <w:szCs w:val="18"/>
               </w:rPr>
               <w:t xml:space="preserve">S</w:t>
@@ -4317,7 +4324,7 @@
                 <w:rFonts w:ascii="Avenir Next" w:hAnsi="Avenir Next" w:cs="Avenir Next" w:eastAsia="Avenir Next"/>
                 <w:b/>
                 <w:color w:val="1A1A1A"/>
-                <w:sz w:val="18"/>
+                <w:sz w:val="22"/>
                 <w:szCs w:val="18"/>
               </w:rPr>
               <w:t xml:space="preserve">$27.50</w:t>
@@ -4333,7 +4340,7 @@
                 <w:rFonts w:ascii="Avenir Next" w:hAnsi="Avenir Next" w:cs="Avenir Next" w:eastAsia="Avenir Next"/>
                 <w:b/>
                 <w:color w:val="003A70"/>
-                <w:sz w:val="18"/>
+                <w:sz w:val="22"/>
                 <w:szCs w:val="18"/>
               </w:rPr>
               <w:t xml:space="preserve">Z</w:t>
@@ -4356,7 +4363,7 @@
                 <w:rFonts w:ascii="Avenir Next" w:hAnsi="Avenir Next" w:cs="Avenir Next" w:eastAsia="Avenir Next"/>
                 <w:b/>
                 <w:color w:val="1A1A1A"/>
-                <w:sz w:val="18"/>
+                <w:sz w:val="22"/>
                 <w:szCs w:val="18"/>
               </w:rPr>
               <w:t xml:space="preserve">29</w:t>
@@ -4372,7 +4379,7 @@
                 <w:rFonts w:ascii="Avenir Next" w:hAnsi="Avenir Next" w:cs="Avenir Next" w:eastAsia="Avenir Next"/>
                 <w:b/>
                 <w:color w:val="003A70"/>
-                <w:sz w:val="18"/>
+                <w:sz w:val="22"/>
                 <w:szCs w:val="18"/>
               </w:rPr>
               <w:t xml:space="preserve">X</w:t>
@@ -4395,7 +4402,7 @@
                 <w:rFonts w:ascii="Avenir Next" w:hAnsi="Avenir Next" w:cs="Avenir Next" w:eastAsia="Avenir Next"/>
                 <w:b/>
                 <w:color w:val="1A1A1A"/>
-                <w:sz w:val="18"/>
+                <w:sz w:val="22"/>
                 <w:szCs w:val="18"/>
               </w:rPr>
               <w:t xml:space="preserve">2.4</w:t>
@@ -4411,7 +4418,7 @@
                 <w:rFonts w:ascii="Avenir Next" w:hAnsi="Avenir Next" w:cs="Avenir Next" w:eastAsia="Avenir Next"/>
                 <w:b/>
                 <w:color w:val="003A70"/>
-                <w:sz w:val="18"/>
+                <w:sz w:val="22"/>
                 <w:szCs w:val="18"/>
               </w:rPr>
               <w:t xml:space="preserve">Q</w:t>
@@ -4422,7 +4429,7 @@
     </w:tbl>
     <w:p>
       <w:pPr>
-        <w:spacing w:before="0" w:after="0" w:line="60" w:lineRule="auto"/>
+        <w:spacing w:before="0" w:after="0" w:line="50" w:lineRule="exact"/>
       </w:pPr>
     </w:p>
     <w:tbl>
@@ -4611,7 +4618,7 @@
     </w:tbl>
     <w:p>
       <w:pPr>
-        <w:spacing w:before="0" w:after="0" w:line="40" w:lineRule="auto"/>
+        <w:spacing w:before="0" w:after="0" w:line="50" w:lineRule="exact"/>
       </w:pPr>
     </w:p>
     <w:tbl>
@@ -4653,6 +4660,7 @@
           </w:tcPr>
           <w:p>
             <w:pPr>
+              <w:pStyle w:val="Heading2"/>
               <w:spacing w:before="0" w:after="0" w:line="240" w:lineRule="auto"/>
             </w:pPr>
             <w:r>
@@ -4690,7 +4698,7 @@
               <w:rPr>
                 <w:rFonts w:ascii="Avenir Next" w:hAnsi="Avenir Next" w:cs="Avenir Next" w:eastAsia="Avenir Next"/>
                 <w:color w:val="1A1A1A"/>
-                <w:sz w:val="17"/>
+                <w:sz w:val="22"/>
                 <w:szCs w:val="17"/>
               </w:rPr>
               <w:t xml:space="preserve">  I can do this on my own</w:t>
@@ -4719,7 +4727,7 @@
               <w:rPr>
                 <w:rFonts w:ascii="Avenir Next" w:hAnsi="Avenir Next" w:cs="Avenir Next" w:eastAsia="Avenir Next"/>
                 <w:color w:val="1A1A1A"/>
-                <w:sz w:val="17"/>
+                <w:sz w:val="22"/>
                 <w:szCs w:val="17"/>
               </w:rPr>
               <w:t xml:space="preserve">  I need a little help</w:t>
@@ -4748,7 +4756,7 @@
               <w:rPr>
                 <w:rFonts w:ascii="Avenir Next" w:hAnsi="Avenir Next" w:cs="Avenir Next" w:eastAsia="Avenir Next"/>
                 <w:color w:val="1A1A1A"/>
-                <w:sz w:val="17"/>
+                <w:sz w:val="22"/>
                 <w:szCs w:val="17"/>
               </w:rPr>
               <w:t xml:space="preserve">  I have a question about #</w:t>
@@ -4769,7 +4777,7 @@
     </w:tbl>
     <w:p>
       <w:pPr>
-        <w:spacing w:before="0" w:after="0" w:line="20" w:lineRule="exact"/>
+        <w:spacing w:before="0" w:after="0" w:line="50" w:lineRule="exact"/>
       </w:pPr>
     </w:p>
     <w:sectPr>
@@ -4855,7 +4863,106 @@
               <w:sz w:val="15"/>
               <w:szCs w:val="15"/>
             </w:rPr>
-            <w:t xml:space="preserve">Lesson 8-3  ·  Session 2  ·  Practice Form A</w:t>
+            <w:t xml:space="preserve">8-3 · Page </w:t>
+          </w:r>
+          <w:r>
+            <w:rPr>
+              <w:rFonts w:ascii="Avenir Next" w:hAnsi="Avenir Next" w:cs="Avenir Next" w:eastAsia="Avenir Next"/>
+              <w:color w:val="5A5F66"/>
+              <w:sz w:val="15"/>
+              <w:szCs w:val="15"/>
+            </w:rPr>
+            <w:fldChar w:fldCharType="begin"/>
+          </w:r>
+          <w:r>
+            <w:rPr>
+              <w:rFonts w:ascii="Avenir Next" w:hAnsi="Avenir Next" w:cs="Avenir Next" w:eastAsia="Avenir Next"/>
+              <w:color w:val="5A5F66"/>
+              <w:sz w:val="15"/>
+              <w:szCs w:val="15"/>
+            </w:rPr>
+            <w:instrText xml:space="preserve"> PAGE </w:instrText>
+          </w:r>
+          <w:r>
+            <w:rPr>
+              <w:rFonts w:ascii="Avenir Next" w:hAnsi="Avenir Next" w:cs="Avenir Next" w:eastAsia="Avenir Next"/>
+              <w:color w:val="5A5F66"/>
+              <w:sz w:val="15"/>
+              <w:szCs w:val="15"/>
+            </w:rPr>
+            <w:fldChar w:fldCharType="separate"/>
+          </w:r>
+          <w:r>
+            <w:rPr>
+              <w:rFonts w:ascii="Avenir Next" w:hAnsi="Avenir Next" w:cs="Avenir Next" w:eastAsia="Avenir Next"/>
+              <w:color w:val="5A5F66"/>
+              <w:sz w:val="15"/>
+              <w:szCs w:val="15"/>
+            </w:rPr>
+            <w:t xml:space="preserve">1</w:t>
+          </w:r>
+          <w:r>
+            <w:rPr>
+              <w:rFonts w:ascii="Avenir Next" w:hAnsi="Avenir Next" w:cs="Avenir Next" w:eastAsia="Avenir Next"/>
+              <w:color w:val="5A5F66"/>
+              <w:sz w:val="15"/>
+              <w:szCs w:val="15"/>
+            </w:rPr>
+            <w:fldChar w:fldCharType="end"/>
+          </w:r>
+          <w:r>
+            <w:rPr>
+              <w:rFonts w:ascii="Avenir Next" w:hAnsi="Avenir Next" w:cs="Avenir Next" w:eastAsia="Avenir Next"/>
+              <w:color w:val="5A5F66"/>
+              <w:sz w:val="15"/>
+              <w:szCs w:val="15"/>
+            </w:rPr>
+            <w:t xml:space="preserve"> of </w:t>
+          </w:r>
+          <w:r>
+            <w:rPr>
+              <w:rFonts w:ascii="Avenir Next" w:hAnsi="Avenir Next" w:cs="Avenir Next" w:eastAsia="Avenir Next"/>
+              <w:color w:val="5A5F66"/>
+              <w:sz w:val="15"/>
+              <w:szCs w:val="15"/>
+            </w:rPr>
+            <w:fldChar w:fldCharType="begin"/>
+          </w:r>
+          <w:r>
+            <w:rPr>
+              <w:rFonts w:ascii="Avenir Next" w:hAnsi="Avenir Next" w:cs="Avenir Next" w:eastAsia="Avenir Next"/>
+              <w:color w:val="5A5F66"/>
+              <w:sz w:val="15"/>
+              <w:szCs w:val="15"/>
+            </w:rPr>
+            <w:instrText xml:space="preserve"> NUMPAGES </w:instrText>
+          </w:r>
+          <w:r>
+            <w:rPr>
+              <w:rFonts w:ascii="Avenir Next" w:hAnsi="Avenir Next" w:cs="Avenir Next" w:eastAsia="Avenir Next"/>
+              <w:color w:val="5A5F66"/>
+              <w:sz w:val="15"/>
+              <w:szCs w:val="15"/>
+            </w:rPr>
+            <w:fldChar w:fldCharType="separate"/>
+          </w:r>
+          <w:r>
+            <w:rPr>
+              <w:rFonts w:ascii="Avenir Next" w:hAnsi="Avenir Next" w:cs="Avenir Next" w:eastAsia="Avenir Next"/>
+              <w:color w:val="5A5F66"/>
+              <w:sz w:val="15"/>
+              <w:szCs w:val="15"/>
+            </w:rPr>
+            <w:t xml:space="preserve">1</w:t>
+          </w:r>
+          <w:r>
+            <w:rPr>
+              <w:rFonts w:ascii="Avenir Next" w:hAnsi="Avenir Next" w:cs="Avenir Next" w:eastAsia="Avenir Next"/>
+              <w:color w:val="5A5F66"/>
+              <w:sz w:val="15"/>
+              <w:szCs w:val="15"/>
+            </w:rPr>
+            <w:fldChar w:fldCharType="end"/>
           </w:r>
         </w:p>
       </w:tc>
@@ -4898,5 +5005,23 @@
       </w:tblCellMar>
     </w:tblPr>
   </w:style>
+  <w:style w:type="paragraph" w:styleId="Heading1">
+    <w:name w:val="heading 1"/>
+    <w:basedOn w:val="Normal"/>
+    <w:pPr>
+      <w:outlineLvl w:val="0"/>
+      <w:keepNext w:val="0"/>
+      <w:keepLines w:val="0"/>
+    </w:pPr>
+  </w:style>
+  <w:style w:type="paragraph" w:styleId="Heading2">
+    <w:name w:val="heading 2"/>
+    <w:basedOn w:val="Normal"/>
+    <w:pPr>
+      <w:outlineLvl w:val="1"/>
+      <w:keepNext w:val="0"/>
+      <w:keepLines w:val="0"/>
+    </w:pPr>
+  </w:style>
 </w:styles>
 </file>